--- a/video-film-editing/output/07 3.4b Soalan Penilaian Pengetahuan/Core Abilities L1-L3 (format JPK)/SOALAN-CA-06 Z-009-2-2015 CA02 SOALAN PENILAIAN INTERPERSONAL BEHAVIOUR (IT-072).docx
+++ b/video-film-editing/output/07 3.4b Soalan Penilaian Pengetahuan/Core Abilities L1-L3 (format JPK)/SOALAN-CA-06 Z-009-2-2015 CA02 SOALAN PENILAIAN INTERPERSONAL BEHAVIOUR (IT-072).docx
@@ -1222,7 +1222,7 @@
           <w:between w:space="0" w:sz="0" w:val="nil"/>
         </w:pBdr>
         <w:shd w:fill="auto" w:val="clear"/>
-        <w:spacing w:after="0" w:before="0" w:line="240" w:lineRule="auto"/>
+        <w:spacing w:after="120" w:before="0" w:line="276" w:lineRule="auto"/>
         <w:ind w:left="151.2000274658203" w:right="0" w:firstLine="0"/>
         <w:jc w:val="left"/>
         <w:rPr>
@@ -1242,12 +1242,12 @@
       <w:r>
         <w:rPr>
           <w:rFonts w:ascii="Arial" w:cs="Arial" w:eastAsia="Arial" w:hAnsi="Arial"/>
-          <w:b w:val="1"/>
+          <w:b/>
           <w:i w:val="0"/>
           <w:smallCaps w:val="0"/>
           <w:strike w:val="0"/>
           <w:color w:val="000000"/>
-          <w:sz w:val="24"/>
+          <w:sz w:val="22"/>
           <w:szCs w:val="24"/>
           <w:u w:val="none"/>
           <w:shd w:fill="auto" w:val="clear"/>
@@ -1271,7 +1271,7 @@
           <w:between w:space="0" w:sz="0" w:val="nil"/>
         </w:pBdr>
         <w:shd w:fill="auto" w:val="clear"/>
-        <w:spacing w:after="0" w:before="238.3197021484375" w:line="345.1120662689209" w:lineRule="auto"/>
+        <w:spacing w:after="120" w:before="238.3197021484375" w:line="276" w:lineRule="auto"/>
         <w:ind w:left="152.63999938964844" w:right="573.28125" w:firstLine="18.000030517578125"/>
         <w:jc w:val="left"/>
         <w:rPr>
@@ -1296,7 +1296,7 @@
           <w:smallCaps w:val="0"/>
           <w:strike w:val="0"/>
           <w:color w:val="000000"/>
-          <w:sz w:val="24"/>
+          <w:sz w:val="22"/>
           <w:szCs w:val="24"/>
           <w:u w:val="none"/>
           <w:shd w:fill="auto" w:val="clear"/>
@@ -1320,7 +1320,7 @@
           <w:between w:space="0" w:sz="0" w:val="nil"/>
         </w:pBdr>
         <w:shd w:fill="auto" w:val="clear"/>
-        <w:spacing w:after="0" w:before="27.607421875" w:line="345.86108207702637" w:lineRule="auto"/>
+        <w:spacing w:after="120" w:before="27.607421875" w:line="276" w:lineRule="auto"/>
         <w:ind w:left="860.8799743652344" w:right="1016.8011474609375" w:hanging="708.4799957275391"/>
         <w:jc w:val="left"/>
         <w:rPr>
@@ -1345,7 +1345,7 @@
           <w:smallCaps w:val="0"/>
           <w:strike w:val="0"/>
           <w:color w:val="000000"/>
-          <w:sz w:val="24"/>
+          <w:sz w:val="22"/>
           <w:szCs w:val="24"/>
           <w:u w:val="none"/>
           <w:shd w:fill="auto" w:val="clear"/>
@@ -1369,7 +1369,7 @@
           <w:between w:space="0" w:sz="0" w:val="nil"/>
         </w:pBdr>
         <w:shd w:fill="auto" w:val="clear"/>
-        <w:spacing w:after="0" w:before="26.859130859375" w:line="240" w:lineRule="auto"/>
+        <w:spacing w:after="120" w:before="26.859130859375" w:line="276" w:lineRule="auto"/>
         <w:ind w:left="154.07997131347656" w:right="0" w:firstLine="0"/>
         <w:jc w:val="left"/>
         <w:rPr>
@@ -1394,7 +1394,7 @@
           <w:smallCaps w:val="0"/>
           <w:strike w:val="0"/>
           <w:color w:val="000000"/>
-          <w:sz w:val="24"/>
+          <w:sz w:val="22"/>
           <w:szCs w:val="24"/>
           <w:u w:val="none"/>
           <w:shd w:fill="auto" w:val="clear"/>
@@ -1418,7 +1418,7 @@
           <w:between w:space="0" w:sz="0" w:val="nil"/>
         </w:pBdr>
         <w:shd w:fill="auto" w:val="clear"/>
-        <w:spacing w:after="0" w:before="135.11993408203125" w:line="240" w:lineRule="auto"/>
+        <w:spacing w:after="120" w:before="135.11993408203125" w:line="276" w:lineRule="auto"/>
         <w:ind w:left="155.52001953125" w:right="0" w:firstLine="0"/>
         <w:jc w:val="left"/>
         <w:rPr>
@@ -1443,7 +1443,7 @@
           <w:smallCaps w:val="0"/>
           <w:strike w:val="0"/>
           <w:color w:val="000000"/>
-          <w:sz w:val="24"/>
+          <w:sz w:val="22"/>
           <w:szCs w:val="24"/>
           <w:u w:val="none"/>
           <w:shd w:fill="auto" w:val="clear"/>
@@ -1467,9 +1467,9 @@
           <w:between w:space="0" w:sz="0" w:val="nil"/>
         </w:pBdr>
         <w:shd w:fill="auto" w:val="clear"/>
-        <w:spacing w:after="0" w:before="651.1199951171875" w:line="240" w:lineRule="auto"/>
+        <w:spacing w:after="120" w:before="651.1199951171875" w:line="276" w:lineRule="auto"/>
         <w:ind w:left="0" w:right="624.44091796875" w:firstLine="0"/>
-        <w:jc w:val="right"/>
+        <w:jc w:val="left"/>
         <w:rPr>
           <w:rFonts w:ascii="Arial" w:cs="Arial" w:eastAsia="Arial" w:hAnsi="Arial"/>
           <w:b w:val="1"/>
@@ -1485,1069 +1485,2005 @@
         </w:rPr>
       </w:pPr>
       <w:r>
-        <w:t>KERTAS PENILAIAN INI MENGANDUNGI ...5.... MUKA SURAT BERCETAK</w:t>
-      </w:r>
-    </w:p>
-    <w:p>
-      <w:r>
-        <w:rPr>
-          <w:b w:val="0"/>
+        <w:rPr>
+          <w:rFonts w:ascii="Arial" w:hAnsi="Arial" w:cs="Arial"/>
+          <w:color w:val="000000"/>
+          <w:sz w:val="22"/>
+        </w:rPr>
+        <w:t>KERTAS PENILAIAN INI MENGANDUNGI ...06.... MUKA SURAT BERCETAK</w:t>
+      </w:r>
+    </w:p>
+    <w:p>
+      <w:pPr>
+        <w:spacing w:line="276" w:lineRule="auto" w:after="120"/>
+        <w:jc w:val="left"/>
+      </w:pPr>
+      <w:r>
+        <w:rPr>
+          <w:rFonts w:ascii="Arial" w:hAnsi="Arial" w:cs="Arial"/>
+          <w:b w:val="0"/>
+          <w:color w:val="000000"/>
+          <w:sz w:val="22"/>
         </w:rPr>
         <w:t>1. Apakah maksud "tanggungjawab" (responsibility) di tempat kerja studio penyuntingan video?</w:t>
       </w:r>
     </w:p>
     <w:p>
-      <w:r>
-        <w:rPr>
-          <w:b w:val="0"/>
+      <w:pPr>
+        <w:spacing w:line="276" w:lineRule="auto" w:after="120"/>
+        <w:jc w:val="left"/>
+      </w:pPr>
+      <w:r>
+        <w:rPr>
+          <w:rFonts w:ascii="Arial" w:hAnsi="Arial" w:cs="Arial"/>
+          <w:b w:val="0"/>
+          <w:color w:val="000000"/>
+          <w:sz w:val="22"/>
         </w:rPr>
         <w:t>A. Menyiapkan hanya kerja yang diminta oleh Producer</w:t>
       </w:r>
     </w:p>
     <w:p>
-      <w:r>
-        <w:rPr>
-          <w:b w:val="0"/>
+      <w:pPr>
+        <w:spacing w:line="276" w:lineRule="auto" w:after="120"/>
+        <w:jc w:val="left"/>
+      </w:pPr>
+      <w:r>
+        <w:rPr>
+          <w:rFonts w:ascii="Arial" w:hAnsi="Arial" w:cs="Arial"/>
+          <w:b w:val="0"/>
+          <w:color w:val="000000"/>
+          <w:sz w:val="22"/>
         </w:rPr>
         <w:t>B. Membuat pilihan yang betul dan melaksanakan perkara yang diminta</w:t>
       </w:r>
     </w:p>
     <w:p>
-      <w:r>
-        <w:rPr>
-          <w:b w:val="0"/>
+      <w:pPr>
+        <w:spacing w:line="276" w:lineRule="auto" w:after="120"/>
+        <w:jc w:val="left"/>
+      </w:pPr>
+      <w:r>
+        <w:rPr>
+          <w:rFonts w:ascii="Arial" w:hAnsi="Arial" w:cs="Arial"/>
+          <w:b w:val="0"/>
+          <w:color w:val="000000"/>
+          <w:sz w:val="22"/>
         </w:rPr>
         <w:t>C. Bekerja lebih masa tanpa diminta</w:t>
       </w:r>
     </w:p>
     <w:p>
-      <w:r>
-        <w:rPr>
-          <w:b w:val="0"/>
+      <w:pPr>
+        <w:spacing w:line="276" w:lineRule="auto" w:after="120"/>
+        <w:jc w:val="left"/>
+      </w:pPr>
+      <w:r>
+        <w:rPr>
+          <w:rFonts w:ascii="Arial" w:hAnsi="Arial" w:cs="Arial"/>
+          <w:b w:val="0"/>
+          <w:color w:val="000000"/>
+          <w:sz w:val="22"/>
         </w:rPr>
         <w:t>D. Mengelak daripada tugasan yang sukar</w:t>
       </w:r>
     </w:p>
     <w:p>
-      <w:r>
-        <w:rPr>
-          <w:b w:val="0"/>
+      <w:pPr>
+        <w:spacing w:line="276" w:lineRule="auto" w:after="120"/>
+        <w:jc w:val="left"/>
+      </w:pPr>
+      <w:r>
+        <w:rPr>
+          <w:rFonts w:ascii="Arial" w:hAnsi="Arial" w:cs="Arial"/>
+          <w:b w:val="0"/>
+          <w:color w:val="000000"/>
+          <w:sz w:val="22"/>
         </w:rPr>
         <w:t>2. Seorang Editor menyenaraikan tugasan hariannya sebagai "kritikal", "penting" atau "kecil". Ini adalah amalan bagi langkah yang mana?</w:t>
       </w:r>
     </w:p>
     <w:p>
-      <w:r>
-        <w:rPr>
-          <w:b w:val="0"/>
+      <w:pPr>
+        <w:spacing w:line="276" w:lineRule="auto" w:after="120"/>
+        <w:jc w:val="left"/>
+      </w:pPr>
+      <w:r>
+        <w:rPr>
+          <w:rFonts w:ascii="Arial" w:hAnsi="Arial" w:cs="Arial"/>
+          <w:b w:val="0"/>
+          <w:color w:val="000000"/>
+          <w:sz w:val="22"/>
         </w:rPr>
         <w:t>A. Kekal fokus</w:t>
       </w:r>
     </w:p>
     <w:p>
-      <w:r>
-        <w:rPr>
-          <w:b w:val="0"/>
+      <w:pPr>
+        <w:spacing w:line="276" w:lineRule="auto" w:after="120"/>
+        <w:jc w:val="left"/>
+      </w:pPr>
+      <w:r>
+        <w:rPr>
+          <w:rFonts w:ascii="Arial" w:hAnsi="Arial" w:cs="Arial"/>
+          <w:b w:val="0"/>
+          <w:color w:val="000000"/>
+          <w:sz w:val="22"/>
         </w:rPr>
         <w:t>B. Kenal pasti rutin harian</w:t>
       </w:r>
     </w:p>
     <w:p>
-      <w:r>
-        <w:rPr>
-          <w:b w:val="0"/>
+      <w:pPr>
+        <w:spacing w:line="276" w:lineRule="auto" w:after="120"/>
+        <w:jc w:val="left"/>
+      </w:pPr>
+      <w:r>
+        <w:rPr>
+          <w:rFonts w:ascii="Arial" w:hAnsi="Arial" w:cs="Arial"/>
+          <w:b w:val="0"/>
+          <w:color w:val="000000"/>
+          <w:sz w:val="22"/>
         </w:rPr>
         <w:t>C. Gunakan sumber</w:t>
       </w:r>
     </w:p>
     <w:p>
-      <w:r>
-        <w:rPr>
-          <w:b w:val="0"/>
+      <w:pPr>
+        <w:spacing w:line="276" w:lineRule="auto" w:after="120"/>
+        <w:jc w:val="left"/>
+      </w:pPr>
+      <w:r>
+        <w:rPr>
+          <w:rFonts w:ascii="Arial" w:hAnsi="Arial" w:cs="Arial"/>
+          <w:b w:val="0"/>
+          <w:color w:val="000000"/>
+          <w:sz w:val="22"/>
         </w:rPr>
         <w:t>D. Bersikap jujur</w:t>
       </w:r>
     </w:p>
     <w:p>
-      <w:r>
-        <w:rPr>
-          <w:b w:val="0"/>
+      <w:pPr>
+        <w:spacing w:line="276" w:lineRule="auto" w:after="120"/>
+        <w:jc w:val="left"/>
+      </w:pPr>
+      <w:r>
+        <w:rPr>
+          <w:rFonts w:ascii="Arial" w:hAnsi="Arial" w:cs="Arial"/>
+          <w:b w:val="0"/>
+          <w:color w:val="000000"/>
+          <w:sz w:val="22"/>
         </w:rPr>
         <w:t>3. Pilih tiga (3) faktor yang menunjukkan etika kerja yang kukuh seorang Video Editor.</w:t>
       </w:r>
     </w:p>
     <w:p>
-      <w:r>
-        <w:rPr>
-          <w:b w:val="0"/>
+      <w:pPr>
+        <w:spacing w:before="120" w:after="120" w:line="276" w:lineRule="auto"/>
+        <w:jc w:val="left"/>
+      </w:pPr>
+      <w:r>
+        <w:rPr>
+          <w:rFonts w:ascii="Arial" w:hAnsi="Arial" w:cs="Arial"/>
+          <w:b/>
+          <w:color w:val="000000"/>
+          <w:sz w:val="24"/>
         </w:rPr>
         <w:t>I. Integriti</w:t>
       </w:r>
     </w:p>
     <w:p>
-      <w:r>
-        <w:rPr>
-          <w:b w:val="0"/>
+      <w:pPr>
+        <w:spacing w:before="120" w:after="120" w:line="276" w:lineRule="auto"/>
+        <w:jc w:val="left"/>
+      </w:pPr>
+      <w:r>
+        <w:rPr>
+          <w:rFonts w:ascii="Arial" w:hAnsi="Arial" w:cs="Arial"/>
+          <w:b/>
+          <w:color w:val="000000"/>
+          <w:sz w:val="24"/>
         </w:rPr>
         <w:t>II. Penekanan kepada kualiti</w:t>
       </w:r>
     </w:p>
     <w:p>
-      <w:r>
-        <w:rPr>
-          <w:b w:val="0"/>
+      <w:pPr>
+        <w:spacing w:before="120" w:after="120" w:line="276" w:lineRule="auto"/>
+        <w:jc w:val="left"/>
+      </w:pPr>
+      <w:r>
+        <w:rPr>
+          <w:rFonts w:ascii="Arial" w:hAnsi="Arial" w:cs="Arial"/>
+          <w:b/>
+          <w:color w:val="000000"/>
+          <w:sz w:val="24"/>
         </w:rPr>
         <w:t>III. Bekerja bersendirian tanpa bantuan</w:t>
       </w:r>
     </w:p>
     <w:p>
-      <w:r>
-        <w:rPr>
-          <w:b w:val="0"/>
+      <w:pPr>
+        <w:spacing w:before="120" w:after="120" w:line="276" w:lineRule="auto"/>
+        <w:jc w:val="left"/>
+      </w:pPr>
+      <w:r>
+        <w:rPr>
+          <w:rFonts w:ascii="Arial" w:hAnsi="Arial" w:cs="Arial"/>
+          <w:b/>
+          <w:color w:val="000000"/>
+          <w:sz w:val="24"/>
         </w:rPr>
         <w:t>IV. Disiplin</w:t>
       </w:r>
     </w:p>
     <w:p>
-      <w:r>
-        <w:rPr>
-          <w:b w:val="0"/>
+      <w:pPr>
+        <w:spacing w:line="276" w:lineRule="auto" w:after="120"/>
+        <w:jc w:val="left"/>
+      </w:pPr>
+      <w:r>
+        <w:rPr>
+          <w:rFonts w:ascii="Arial" w:hAnsi="Arial" w:cs="Arial"/>
+          <w:b w:val="0"/>
+          <w:color w:val="000000"/>
+          <w:sz w:val="22"/>
         </w:rPr>
         <w:t>A. I, II dan III</w:t>
       </w:r>
     </w:p>
     <w:p>
-      <w:r>
-        <w:rPr>
-          <w:b w:val="0"/>
+      <w:pPr>
+        <w:spacing w:line="276" w:lineRule="auto" w:after="120"/>
+        <w:jc w:val="left"/>
+      </w:pPr>
+      <w:r>
+        <w:rPr>
+          <w:rFonts w:ascii="Arial" w:hAnsi="Arial" w:cs="Arial"/>
+          <w:b w:val="0"/>
+          <w:color w:val="000000"/>
+          <w:sz w:val="22"/>
         </w:rPr>
         <w:t>B. I, II dan IV</w:t>
       </w:r>
     </w:p>
     <w:p>
-      <w:r>
-        <w:rPr>
-          <w:b w:val="0"/>
+      <w:pPr>
+        <w:spacing w:line="276" w:lineRule="auto" w:after="120"/>
+        <w:jc w:val="left"/>
+      </w:pPr>
+      <w:r>
+        <w:rPr>
+          <w:rFonts w:ascii="Arial" w:hAnsi="Arial" w:cs="Arial"/>
+          <w:b w:val="0"/>
+          <w:color w:val="000000"/>
+          <w:sz w:val="22"/>
         </w:rPr>
         <w:t>C. I, III dan IV</w:t>
       </w:r>
     </w:p>
     <w:p>
-      <w:r>
-        <w:rPr>
-          <w:b w:val="0"/>
+      <w:pPr>
+        <w:spacing w:line="276" w:lineRule="auto" w:after="120"/>
+        <w:jc w:val="left"/>
+      </w:pPr>
+      <w:r>
+        <w:rPr>
+          <w:rFonts w:ascii="Arial" w:hAnsi="Arial" w:cs="Arial"/>
+          <w:b w:val="0"/>
+          <w:color w:val="000000"/>
+          <w:sz w:val="22"/>
         </w:rPr>
         <w:t>D. II, III dan IV</w:t>
       </w:r>
     </w:p>
     <w:p>
-      <w:r>
-        <w:rPr>
-          <w:b w:val="0"/>
+      <w:pPr>
+        <w:spacing w:line="276" w:lineRule="auto" w:after="120"/>
+        <w:jc w:val="left"/>
+      </w:pPr>
+      <w:r>
+        <w:rPr>
+          <w:rFonts w:ascii="Arial" w:hAnsi="Arial" w:cs="Arial"/>
+          <w:b w:val="0"/>
+          <w:color w:val="000000"/>
+          <w:sz w:val="22"/>
         </w:rPr>
         <w:t>4. Apakah faedah ketepatan masa apabila seorang Editor hadir tepat waktu untuk sesi review dengan Director?</w:t>
       </w:r>
     </w:p>
     <w:p>
-      <w:r>
-        <w:rPr>
-          <w:b w:val="0"/>
+      <w:pPr>
+        <w:spacing w:line="276" w:lineRule="auto" w:after="120"/>
+        <w:jc w:val="left"/>
+      </w:pPr>
+      <w:r>
+        <w:rPr>
+          <w:rFonts w:ascii="Arial" w:hAnsi="Arial" w:cs="Arial"/>
+          <w:b w:val="0"/>
+          <w:color w:val="000000"/>
+          <w:sz w:val="22"/>
         </w:rPr>
         <w:t>A. Kredibiliti sahaja</w:t>
       </w:r>
     </w:p>
     <w:p>
-      <w:r>
-        <w:rPr>
-          <w:b w:val="0"/>
+      <w:pPr>
+        <w:spacing w:line="276" w:lineRule="auto" w:after="120"/>
+        <w:jc w:val="left"/>
+      </w:pPr>
+      <w:r>
+        <w:rPr>
+          <w:rFonts w:ascii="Arial" w:hAnsi="Arial" w:cs="Arial"/>
+          <w:b w:val="0"/>
+          <w:color w:val="000000"/>
+          <w:sz w:val="22"/>
         </w:rPr>
         <w:t>B. Hormat</w:t>
       </w:r>
     </w:p>
     <w:p>
-      <w:r>
-        <w:rPr>
-          <w:b w:val="0"/>
+      <w:pPr>
+        <w:spacing w:line="276" w:lineRule="auto" w:after="120"/>
+        <w:jc w:val="left"/>
+      </w:pPr>
+      <w:r>
+        <w:rPr>
+          <w:rFonts w:ascii="Arial" w:hAnsi="Arial" w:cs="Arial"/>
+          <w:b w:val="0"/>
+          <w:color w:val="000000"/>
+          <w:sz w:val="22"/>
         </w:rPr>
         <w:t>C. Matlamat berpusatkan pasukan</w:t>
       </w:r>
     </w:p>
     <w:p>
-      <w:r>
-        <w:rPr>
-          <w:b w:val="0"/>
+      <w:pPr>
+        <w:spacing w:line="276" w:lineRule="auto" w:after="120"/>
+        <w:jc w:val="left"/>
+      </w:pPr>
+      <w:r>
+        <w:rPr>
+          <w:rFonts w:ascii="Arial" w:hAnsi="Arial" w:cs="Arial"/>
+          <w:b w:val="0"/>
+          <w:color w:val="000000"/>
+          <w:sz w:val="22"/>
         </w:rPr>
         <w:t>D. Tarikh akhir</w:t>
       </w:r>
     </w:p>
     <w:p>
-      <w:r>
-        <w:rPr>
-          <w:b w:val="0"/>
+      <w:pPr>
+        <w:spacing w:line="276" w:lineRule="auto" w:after="120"/>
+        <w:jc w:val="left"/>
+      </w:pPr>
+      <w:r>
+        <w:rPr>
+          <w:rFonts w:ascii="Arial" w:hAnsi="Arial" w:cs="Arial"/>
+          <w:b w:val="0"/>
+          <w:color w:val="000000"/>
+          <w:sz w:val="22"/>
         </w:rPr>
         <w:t>5. Seorang Editor gagal mendaftar masuk pada sistem pencatat waktu studio semasa mula syif kerja. Mengikut KP 2.1, ini dikategorikan sebagai apa?</w:t>
       </w:r>
     </w:p>
     <w:p>
-      <w:r>
-        <w:rPr>
-          <w:b w:val="0"/>
+      <w:pPr>
+        <w:spacing w:line="276" w:lineRule="auto" w:after="120"/>
+        <w:jc w:val="left"/>
+      </w:pPr>
+      <w:r>
+        <w:rPr>
+          <w:rFonts w:ascii="Arial" w:hAnsi="Arial" w:cs="Arial"/>
+          <w:b w:val="0"/>
+          <w:color w:val="000000"/>
+          <w:sz w:val="22"/>
         </w:rPr>
         <w:t>A. Sense of ownership</w:t>
       </w:r>
     </w:p>
     <w:p>
-      <w:r>
-        <w:rPr>
-          <w:b w:val="0"/>
+      <w:pPr>
+        <w:spacing w:line="276" w:lineRule="auto" w:after="120"/>
+        <w:jc w:val="left"/>
+      </w:pPr>
+      <w:r>
+        <w:rPr>
+          <w:rFonts w:ascii="Arial" w:hAnsi="Arial" w:cs="Arial"/>
+          <w:b w:val="0"/>
+          <w:color w:val="000000"/>
+          <w:sz w:val="22"/>
         </w:rPr>
         <w:t>B. Kegagalan mendaftar masuk/keluar</w:t>
       </w:r>
     </w:p>
     <w:p>
-      <w:r>
-        <w:rPr>
-          <w:b w:val="0"/>
+      <w:pPr>
+        <w:spacing w:line="276" w:lineRule="auto" w:after="120"/>
+        <w:jc w:val="left"/>
+      </w:pPr>
+      <w:r>
+        <w:rPr>
+          <w:rFonts w:ascii="Arial" w:hAnsi="Arial" w:cs="Arial"/>
+          <w:b w:val="0"/>
+          <w:color w:val="000000"/>
+          <w:sz w:val="22"/>
         </w:rPr>
         <w:t>C. Rundingan gagal</w:t>
       </w:r>
     </w:p>
     <w:p>
-      <w:r>
-        <w:rPr>
-          <w:b w:val="0"/>
+      <w:pPr>
+        <w:spacing w:line="276" w:lineRule="auto" w:after="120"/>
+        <w:jc w:val="left"/>
+      </w:pPr>
+      <w:r>
+        <w:rPr>
+          <w:rFonts w:ascii="Arial" w:hAnsi="Arial" w:cs="Arial"/>
+          <w:b w:val="0"/>
+          <w:color w:val="000000"/>
+          <w:sz w:val="22"/>
         </w:rPr>
         <w:t>D. Kejayaan pengurusan projek</w:t>
       </w:r>
     </w:p>
     <w:p>
-      <w:r>
-        <w:rPr>
-          <w:b w:val="0"/>
+      <w:pPr>
+        <w:spacing w:line="276" w:lineRule="auto" w:after="120"/>
+        <w:jc w:val="left"/>
+      </w:pPr>
+      <w:r>
+        <w:rPr>
+          <w:rFonts w:ascii="Arial" w:hAnsi="Arial" w:cs="Arial"/>
+          <w:b w:val="0"/>
+          <w:color w:val="000000"/>
+          <w:sz w:val="22"/>
         </w:rPr>
         <w:t>6. Pilih tiga (3) langkah yang membantu membina rasa kepunyaan (sense of ownership) dalam kalangan pasukan editing.</w:t>
       </w:r>
     </w:p>
     <w:p>
-      <w:r>
-        <w:rPr>
-          <w:b w:val="0"/>
+      <w:pPr>
+        <w:spacing w:before="120" w:after="120" w:line="276" w:lineRule="auto"/>
+        <w:jc w:val="left"/>
+      </w:pPr>
+      <w:r>
+        <w:rPr>
+          <w:rFonts w:ascii="Arial" w:hAnsi="Arial" w:cs="Arial"/>
+          <w:b/>
+          <w:color w:val="000000"/>
+          <w:sz w:val="24"/>
         </w:rPr>
         <w:t>I. Benarkan pekerja bersuara</w:t>
       </w:r>
     </w:p>
     <w:p>
-      <w:r>
-        <w:rPr>
-          <w:b w:val="0"/>
+      <w:pPr>
+        <w:spacing w:before="120" w:after="120" w:line="276" w:lineRule="auto"/>
+        <w:jc w:val="left"/>
+      </w:pPr>
+      <w:r>
+        <w:rPr>
+          <w:rFonts w:ascii="Arial" w:hAnsi="Arial" w:cs="Arial"/>
+          <w:b/>
+          <w:color w:val="000000"/>
+          <w:sz w:val="24"/>
         </w:rPr>
         <w:t>II. Perjelas hala tuju</w:t>
       </w:r>
     </w:p>
     <w:p>
-      <w:r>
-        <w:rPr>
-          <w:b w:val="0"/>
+      <w:pPr>
+        <w:spacing w:before="120" w:after="120" w:line="276" w:lineRule="auto"/>
+        <w:jc w:val="left"/>
+      </w:pPr>
+      <w:r>
+        <w:rPr>
+          <w:rFonts w:ascii="Arial" w:hAnsi="Arial" w:cs="Arial"/>
+          <w:b/>
+          <w:color w:val="000000"/>
+          <w:sz w:val="24"/>
         </w:rPr>
         <w:t>III. Sembunyikan status kewangan projek</w:t>
       </w:r>
     </w:p>
     <w:p>
-      <w:r>
-        <w:rPr>
-          <w:b w:val="0"/>
+      <w:pPr>
+        <w:spacing w:before="120" w:after="120" w:line="276" w:lineRule="auto"/>
+        <w:jc w:val="left"/>
+      </w:pPr>
+      <w:r>
+        <w:rPr>
+          <w:rFonts w:ascii="Arial" w:hAnsi="Arial" w:cs="Arial"/>
+          <w:b/>
+          <w:color w:val="000000"/>
+          <w:sz w:val="24"/>
         </w:rPr>
         <w:t>IV. Tunjukkan rasa hormat</w:t>
       </w:r>
     </w:p>
     <w:p>
-      <w:r>
-        <w:rPr>
-          <w:b w:val="0"/>
+      <w:pPr>
+        <w:spacing w:line="276" w:lineRule="auto" w:after="120"/>
+        <w:jc w:val="left"/>
+      </w:pPr>
+      <w:r>
+        <w:rPr>
+          <w:rFonts w:ascii="Arial" w:hAnsi="Arial" w:cs="Arial"/>
+          <w:b w:val="0"/>
+          <w:color w:val="000000"/>
+          <w:sz w:val="22"/>
         </w:rPr>
         <w:t>A. I, II dan III</w:t>
       </w:r>
     </w:p>
     <w:p>
-      <w:r>
-        <w:rPr>
-          <w:b w:val="0"/>
+      <w:pPr>
+        <w:spacing w:line="276" w:lineRule="auto" w:after="120"/>
+        <w:jc w:val="left"/>
+      </w:pPr>
+      <w:r>
+        <w:rPr>
+          <w:rFonts w:ascii="Arial" w:hAnsi="Arial" w:cs="Arial"/>
+          <w:b w:val="0"/>
+          <w:color w:val="000000"/>
+          <w:sz w:val="22"/>
         </w:rPr>
         <w:t>B. I, II dan IV</w:t>
       </w:r>
     </w:p>
     <w:p>
-      <w:r>
-        <w:rPr>
-          <w:b w:val="0"/>
+      <w:pPr>
+        <w:spacing w:line="276" w:lineRule="auto" w:after="120"/>
+        <w:jc w:val="left"/>
+      </w:pPr>
+      <w:r>
+        <w:rPr>
+          <w:rFonts w:ascii="Arial" w:hAnsi="Arial" w:cs="Arial"/>
+          <w:b w:val="0"/>
+          <w:color w:val="000000"/>
+          <w:sz w:val="22"/>
         </w:rPr>
         <w:t>C. I, III dan IV</w:t>
       </w:r>
     </w:p>
     <w:p>
-      <w:r>
-        <w:rPr>
-          <w:b w:val="0"/>
+      <w:pPr>
+        <w:spacing w:line="276" w:lineRule="auto" w:after="120"/>
+        <w:jc w:val="left"/>
+      </w:pPr>
+      <w:r>
+        <w:rPr>
+          <w:rFonts w:ascii="Arial" w:hAnsi="Arial" w:cs="Arial"/>
+          <w:b w:val="0"/>
+          <w:color w:val="000000"/>
+          <w:sz w:val="22"/>
         </w:rPr>
         <w:t>D. II, III dan IV</w:t>
       </w:r>
     </w:p>
     <w:p>
-      <w:r>
-        <w:rPr>
-          <w:b w:val="0"/>
+      <w:pPr>
+        <w:spacing w:line="276" w:lineRule="auto" w:after="120"/>
+        <w:jc w:val="left"/>
+      </w:pPr>
+      <w:r>
+        <w:rPr>
+          <w:rFonts w:ascii="Arial" w:hAnsi="Arial" w:cs="Arial"/>
+          <w:b w:val="0"/>
+          <w:color w:val="000000"/>
+          <w:sz w:val="22"/>
         </w:rPr>
         <w:t>7. Apakah yang dimaksudkan dengan "kerja berpasukan" (teamwork) dalam konteks pasukan produksi video?</w:t>
       </w:r>
     </w:p>
     <w:p>
-      <w:r>
-        <w:rPr>
-          <w:b w:val="0"/>
+      <w:pPr>
+        <w:spacing w:line="276" w:lineRule="auto" w:after="120"/>
+        <w:jc w:val="left"/>
+      </w:pPr>
+      <w:r>
+        <w:rPr>
+          <w:rFonts w:ascii="Arial" w:hAnsi="Arial" w:cs="Arial"/>
+          <w:b w:val="0"/>
+          <w:color w:val="000000"/>
+          <w:sz w:val="22"/>
         </w:rPr>
         <w:t>A. Setiap ahli bekerja bersendirian mengikut jadual sendiri</w:t>
       </w:r>
     </w:p>
     <w:p>
-      <w:r>
-        <w:rPr>
-          <w:b w:val="0"/>
+      <w:pPr>
+        <w:spacing w:line="276" w:lineRule="auto" w:after="120"/>
+        <w:jc w:val="left"/>
+      </w:pPr>
+      <w:r>
+        <w:rPr>
+          <w:rFonts w:ascii="Arial" w:hAnsi="Arial" w:cs="Arial"/>
+          <w:b w:val="0"/>
+          <w:color w:val="000000"/>
+          <w:sz w:val="22"/>
         </w:rPr>
         <w:t>B. Bekerja secara kolaboratif dalam kumpulan untuk mencapai matlamat bersama</w:t>
       </w:r>
     </w:p>
     <w:p>
-      <w:r>
-        <w:rPr>
-          <w:b w:val="0"/>
+      <w:pPr>
+        <w:spacing w:line="276" w:lineRule="auto" w:after="120"/>
+        <w:jc w:val="left"/>
+      </w:pPr>
+      <w:r>
+        <w:rPr>
+          <w:rFonts w:ascii="Arial" w:hAnsi="Arial" w:cs="Arial"/>
+          <w:b w:val="0"/>
+          <w:color w:val="000000"/>
+          <w:sz w:val="22"/>
         </w:rPr>
         <w:t>C. Ketua pasukan membuat semua keputusan tanpa perbincangan</w:t>
       </w:r>
     </w:p>
     <w:p>
-      <w:r>
-        <w:rPr>
-          <w:b w:val="0"/>
+      <w:pPr>
+        <w:spacing w:line="276" w:lineRule="auto" w:after="120"/>
+        <w:jc w:val="left"/>
+      </w:pPr>
+      <w:r>
+        <w:rPr>
+          <w:rFonts w:ascii="Arial" w:hAnsi="Arial" w:cs="Arial"/>
+          <w:b w:val="0"/>
+          <w:color w:val="000000"/>
+          <w:sz w:val="22"/>
         </w:rPr>
         <w:t>D. Mengelakkan sebarang konflik peribadi antara ahli</w:t>
       </w:r>
     </w:p>
     <w:p>
-      <w:r>
-        <w:rPr>
-          <w:b w:val="0"/>
+      <w:pPr>
+        <w:spacing w:line="276" w:lineRule="auto" w:after="120"/>
+        <w:jc w:val="left"/>
+      </w:pPr>
+      <w:r>
+        <w:rPr>
+          <w:rFonts w:ascii="Arial" w:hAnsi="Arial" w:cs="Arial"/>
+          <w:b w:val="0"/>
+          <w:color w:val="000000"/>
+          <w:sz w:val="22"/>
         </w:rPr>
         <w:t>8. Pilih tiga (3) kemahiran yang tergolong dalam kategori "Menyumbang" (Contribute) semasa kerja berpasukan editing.</w:t>
       </w:r>
     </w:p>
     <w:p>
-      <w:r>
-        <w:rPr>
-          <w:b w:val="0"/>
+      <w:pPr>
+        <w:spacing w:before="120" w:after="120" w:line="276" w:lineRule="auto"/>
+        <w:jc w:val="left"/>
+      </w:pPr>
+      <w:r>
+        <w:rPr>
+          <w:rFonts w:ascii="Arial" w:hAnsi="Arial" w:cs="Arial"/>
+          <w:b/>
+          <w:color w:val="000000"/>
+          <w:sz w:val="24"/>
         </w:rPr>
         <w:t>I. Sediakan tugasan individu</w:t>
       </w:r>
     </w:p>
     <w:p>
-      <w:r>
-        <w:rPr>
-          <w:b w:val="0"/>
+      <w:pPr>
+        <w:spacing w:before="120" w:after="120" w:line="276" w:lineRule="auto"/>
+        <w:jc w:val="left"/>
+      </w:pPr>
+      <w:r>
+        <w:rPr>
+          <w:rFonts w:ascii="Arial" w:hAnsi="Arial" w:cs="Arial"/>
+          <w:b/>
+          <w:color w:val="000000"/>
+          <w:sz w:val="24"/>
         </w:rPr>
         <w:t>II. Sertai sebagai rakan sepasukan dalam mesyuarat pasukan</w:t>
       </w:r>
     </w:p>
     <w:p>
-      <w:r>
-        <w:rPr>
-          <w:b w:val="0"/>
+      <w:pPr>
+        <w:spacing w:before="120" w:after="120" w:line="276" w:lineRule="auto"/>
+        <w:jc w:val="left"/>
+      </w:pPr>
+      <w:r>
+        <w:rPr>
+          <w:rFonts w:ascii="Arial" w:hAnsi="Arial" w:cs="Arial"/>
+          <w:b/>
+          <w:color w:val="000000"/>
+          <w:sz w:val="24"/>
         </w:rPr>
         <w:t>III. Kawal pergerakan ahli pasukan lain</w:t>
       </w:r>
     </w:p>
     <w:p>
-      <w:r>
-        <w:rPr>
-          <w:b w:val="0"/>
+      <w:pPr>
+        <w:spacing w:before="120" w:after="120" w:line="276" w:lineRule="auto"/>
+        <w:jc w:val="left"/>
+      </w:pPr>
+      <w:r>
+        <w:rPr>
+          <w:rFonts w:ascii="Arial" w:hAnsi="Arial" w:cs="Arial"/>
+          <w:b/>
+          <w:color w:val="000000"/>
+          <w:sz w:val="24"/>
         </w:rPr>
         <w:t>IV. Dengar ahli pasukan lain</w:t>
       </w:r>
     </w:p>
     <w:p>
-      <w:r>
-        <w:rPr>
-          <w:b w:val="0"/>
+      <w:pPr>
+        <w:spacing w:line="276" w:lineRule="auto" w:after="120"/>
+        <w:jc w:val="left"/>
+      </w:pPr>
+      <w:r>
+        <w:rPr>
+          <w:rFonts w:ascii="Arial" w:hAnsi="Arial" w:cs="Arial"/>
+          <w:b w:val="0"/>
+          <w:color w:val="000000"/>
+          <w:sz w:val="22"/>
         </w:rPr>
         <w:t>A. I, II dan III</w:t>
       </w:r>
     </w:p>
     <w:p>
-      <w:r>
-        <w:rPr>
-          <w:b w:val="0"/>
+      <w:pPr>
+        <w:spacing w:line="276" w:lineRule="auto" w:after="120"/>
+        <w:jc w:val="left"/>
+      </w:pPr>
+      <w:r>
+        <w:rPr>
+          <w:rFonts w:ascii="Arial" w:hAnsi="Arial" w:cs="Arial"/>
+          <w:b w:val="0"/>
+          <w:color w:val="000000"/>
+          <w:sz w:val="22"/>
         </w:rPr>
         <w:t>B. I, II dan IV</w:t>
       </w:r>
     </w:p>
     <w:p>
-      <w:r>
-        <w:rPr>
-          <w:b w:val="0"/>
+      <w:pPr>
+        <w:spacing w:line="276" w:lineRule="auto" w:after="120"/>
+        <w:jc w:val="left"/>
+      </w:pPr>
+      <w:r>
+        <w:rPr>
+          <w:rFonts w:ascii="Arial" w:hAnsi="Arial" w:cs="Arial"/>
+          <w:b w:val="0"/>
+          <w:color w:val="000000"/>
+          <w:sz w:val="22"/>
         </w:rPr>
         <w:t>C. I, III dan IV</w:t>
       </w:r>
     </w:p>
     <w:p>
-      <w:r>
-        <w:rPr>
-          <w:b w:val="0"/>
+      <w:pPr>
+        <w:spacing w:line="276" w:lineRule="auto" w:after="120"/>
+        <w:jc w:val="left"/>
+      </w:pPr>
+      <w:r>
+        <w:rPr>
+          <w:rFonts w:ascii="Arial" w:hAnsi="Arial" w:cs="Arial"/>
+          <w:b w:val="0"/>
+          <w:color w:val="000000"/>
+          <w:sz w:val="22"/>
         </w:rPr>
         <w:t>D. II, III dan IV</w:t>
       </w:r>
     </w:p>
     <w:p>
-      <w:r>
-        <w:rPr>
-          <w:b w:val="0"/>
+      <w:pPr>
+        <w:spacing w:line="276" w:lineRule="auto" w:after="120"/>
+        <w:jc w:val="left"/>
+      </w:pPr>
+      <w:r>
+        <w:rPr>
+          <w:rFonts w:ascii="Arial" w:hAnsi="Arial" w:cs="Arial"/>
+          <w:b w:val="0"/>
+          <w:color w:val="000000"/>
+          <w:sz w:val="22"/>
         </w:rPr>
         <w:t>9. Seorang Producer ingin menetapkan sasaran "meningkatkan bilangan projek editing disiapkan tepat masa sebanyak 10% dalam suku tahun ini". Prinsip SMART yang manakah paling tepat mewakili unsur "S"?</w:t>
       </w:r>
     </w:p>
     <w:p>
-      <w:r>
-        <w:rPr>
-          <w:b w:val="0"/>
+      <w:pPr>
+        <w:spacing w:line="276" w:lineRule="auto" w:after="120"/>
+        <w:jc w:val="left"/>
+      </w:pPr>
+      <w:r>
+        <w:rPr>
+          <w:rFonts w:ascii="Arial" w:hAnsi="Arial" w:cs="Arial"/>
+          <w:b w:val="0"/>
+          <w:color w:val="000000"/>
+          <w:sz w:val="22"/>
         </w:rPr>
         <w:t>A. Measurable</w:t>
       </w:r>
     </w:p>
     <w:p>
-      <w:r>
-        <w:rPr>
-          <w:b w:val="0"/>
+      <w:pPr>
+        <w:spacing w:line="276" w:lineRule="auto" w:after="120"/>
+        <w:jc w:val="left"/>
+      </w:pPr>
+      <w:r>
+        <w:rPr>
+          <w:rFonts w:ascii="Arial" w:hAnsi="Arial" w:cs="Arial"/>
+          <w:b w:val="0"/>
+          <w:color w:val="000000"/>
+          <w:sz w:val="22"/>
         </w:rPr>
         <w:t>B. Specific</w:t>
       </w:r>
     </w:p>
     <w:p>
-      <w:r>
-        <w:rPr>
-          <w:b w:val="0"/>
+      <w:pPr>
+        <w:spacing w:line="276" w:lineRule="auto" w:after="120"/>
+        <w:jc w:val="left"/>
+      </w:pPr>
+      <w:r>
+        <w:rPr>
+          <w:rFonts w:ascii="Arial" w:hAnsi="Arial" w:cs="Arial"/>
+          <w:b w:val="0"/>
+          <w:color w:val="000000"/>
+          <w:sz w:val="22"/>
         </w:rPr>
         <w:t>C. Achievable</w:t>
       </w:r>
     </w:p>
     <w:p>
-      <w:r>
-        <w:rPr>
-          <w:b w:val="0"/>
+      <w:pPr>
+        <w:spacing w:line="276" w:lineRule="auto" w:after="120"/>
+        <w:jc w:val="left"/>
+      </w:pPr>
+      <w:r>
+        <w:rPr>
+          <w:rFonts w:ascii="Arial" w:hAnsi="Arial" w:cs="Arial"/>
+          <w:b w:val="0"/>
+          <w:color w:val="000000"/>
+          <w:sz w:val="22"/>
         </w:rPr>
         <w:t>D. Time</w:t>
       </w:r>
     </w:p>
     <w:p>
-      <w:r>
-        <w:rPr>
-          <w:b w:val="0"/>
+      <w:pPr>
+        <w:spacing w:line="276" w:lineRule="auto" w:after="120"/>
+        <w:jc w:val="left"/>
+      </w:pPr>
+      <w:r>
+        <w:rPr>
+          <w:rFonts w:ascii="Arial" w:hAnsi="Arial" w:cs="Arial"/>
+          <w:b w:val="0"/>
+          <w:color w:val="000000"/>
+          <w:sz w:val="22"/>
         </w:rPr>
         <w:t>10. Pilih tiga (3) elemen prinsip SMART bagi menetapkan sasaran organisasi studio.</w:t>
       </w:r>
     </w:p>
     <w:p>
-      <w:r>
-        <w:rPr>
-          <w:b w:val="0"/>
+      <w:pPr>
+        <w:spacing w:before="120" w:after="120" w:line="276" w:lineRule="auto"/>
+        <w:jc w:val="left"/>
+      </w:pPr>
+      <w:r>
+        <w:rPr>
+          <w:rFonts w:ascii="Arial" w:hAnsi="Arial" w:cs="Arial"/>
+          <w:b/>
+          <w:color w:val="000000"/>
+          <w:sz w:val="24"/>
         </w:rPr>
         <w:t>I. Specific</w:t>
       </w:r>
     </w:p>
     <w:p>
-      <w:r>
-        <w:rPr>
-          <w:b w:val="0"/>
+      <w:pPr>
+        <w:spacing w:before="120" w:after="120" w:line="276" w:lineRule="auto"/>
+        <w:jc w:val="left"/>
+      </w:pPr>
+      <w:r>
+        <w:rPr>
+          <w:rFonts w:ascii="Arial" w:hAnsi="Arial" w:cs="Arial"/>
+          <w:b/>
+          <w:color w:val="000000"/>
+          <w:sz w:val="24"/>
         </w:rPr>
         <w:t>II. Flexible</w:t>
       </w:r>
     </w:p>
     <w:p>
-      <w:r>
-        <w:rPr>
-          <w:b w:val="0"/>
+      <w:pPr>
+        <w:spacing w:before="120" w:after="120" w:line="276" w:lineRule="auto"/>
+        <w:jc w:val="left"/>
+      </w:pPr>
+      <w:r>
+        <w:rPr>
+          <w:rFonts w:ascii="Arial" w:hAnsi="Arial" w:cs="Arial"/>
+          <w:b/>
+          <w:color w:val="000000"/>
+          <w:sz w:val="24"/>
         </w:rPr>
         <w:t>III. Achievable</w:t>
       </w:r>
     </w:p>
     <w:p>
-      <w:r>
-        <w:rPr>
-          <w:b w:val="0"/>
+      <w:pPr>
+        <w:spacing w:before="120" w:after="120" w:line="276" w:lineRule="auto"/>
+        <w:jc w:val="left"/>
+      </w:pPr>
+      <w:r>
+        <w:rPr>
+          <w:rFonts w:ascii="Arial" w:hAnsi="Arial" w:cs="Arial"/>
+          <w:b/>
+          <w:color w:val="000000"/>
+          <w:sz w:val="24"/>
         </w:rPr>
         <w:t>IV. Measurable</w:t>
       </w:r>
     </w:p>
     <w:p>
-      <w:r>
-        <w:rPr>
-          <w:b w:val="0"/>
+      <w:pPr>
+        <w:spacing w:line="276" w:lineRule="auto" w:after="120"/>
+        <w:jc w:val="left"/>
+      </w:pPr>
+      <w:r>
+        <w:rPr>
+          <w:rFonts w:ascii="Arial" w:hAnsi="Arial" w:cs="Arial"/>
+          <w:b w:val="0"/>
+          <w:color w:val="000000"/>
+          <w:sz w:val="22"/>
         </w:rPr>
         <w:t>A. I, II dan III</w:t>
       </w:r>
     </w:p>
     <w:p>
-      <w:r>
-        <w:rPr>
-          <w:b w:val="0"/>
+      <w:pPr>
+        <w:spacing w:line="276" w:lineRule="auto" w:after="120"/>
+        <w:jc w:val="left"/>
+      </w:pPr>
+      <w:r>
+        <w:rPr>
+          <w:rFonts w:ascii="Arial" w:hAnsi="Arial" w:cs="Arial"/>
+          <w:b w:val="0"/>
+          <w:color w:val="000000"/>
+          <w:sz w:val="22"/>
         </w:rPr>
         <w:t>B. I, II dan IV</w:t>
       </w:r>
     </w:p>
     <w:p>
-      <w:r>
-        <w:rPr>
-          <w:b w:val="0"/>
+      <w:pPr>
+        <w:spacing w:line="276" w:lineRule="auto" w:after="120"/>
+        <w:jc w:val="left"/>
+      </w:pPr>
+      <w:r>
+        <w:rPr>
+          <w:rFonts w:ascii="Arial" w:hAnsi="Arial" w:cs="Arial"/>
+          <w:b w:val="0"/>
+          <w:color w:val="000000"/>
+          <w:sz w:val="22"/>
         </w:rPr>
         <w:t>C. I, III dan IV</w:t>
       </w:r>
     </w:p>
     <w:p>
-      <w:r>
-        <w:rPr>
-          <w:b w:val="0"/>
+      <w:pPr>
+        <w:spacing w:line="276" w:lineRule="auto" w:after="120"/>
+        <w:jc w:val="left"/>
+      </w:pPr>
+      <w:r>
+        <w:rPr>
+          <w:rFonts w:ascii="Arial" w:hAnsi="Arial" w:cs="Arial"/>
+          <w:b w:val="0"/>
+          <w:color w:val="000000"/>
+          <w:sz w:val="22"/>
         </w:rPr>
         <w:t>D. II, III dan IV</w:t>
       </w:r>
     </w:p>
     <w:p>
-      <w:r>
-        <w:rPr>
-          <w:b w:val="0"/>
+      <w:pPr>
+        <w:spacing w:line="276" w:lineRule="auto" w:after="120"/>
+        <w:jc w:val="left"/>
+      </w:pPr>
+      <w:r>
+        <w:rPr>
+          <w:rFonts w:ascii="Arial" w:hAnsi="Arial" w:cs="Arial"/>
+          <w:b w:val="0"/>
+          <w:color w:val="000000"/>
+          <w:sz w:val="22"/>
         </w:rPr>
         <w:t>11. Semasa arahan penting daripada Director perlu disampaikan kepada pasukan editing, saluran (channel) manakah yang paling sesuai untuk mengelakkan salah faham?</w:t>
       </w:r>
     </w:p>
     <w:p>
-      <w:r>
-        <w:rPr>
-          <w:b w:val="0"/>
+      <w:pPr>
+        <w:spacing w:line="276" w:lineRule="auto" w:after="120"/>
+        <w:jc w:val="left"/>
+      </w:pPr>
+      <w:r>
+        <w:rPr>
+          <w:rFonts w:ascii="Arial" w:hAnsi="Arial" w:cs="Arial"/>
+          <w:b w:val="0"/>
+          <w:color w:val="000000"/>
+          <w:sz w:val="22"/>
         </w:rPr>
         <w:t>A. Mesej teks ringkas</w:t>
       </w:r>
     </w:p>
     <w:p>
-      <w:r>
-        <w:rPr>
-          <w:b w:val="0"/>
+      <w:pPr>
+        <w:spacing w:line="276" w:lineRule="auto" w:after="120"/>
+        <w:jc w:val="left"/>
+      </w:pPr>
+      <w:r>
+        <w:rPr>
+          <w:rFonts w:ascii="Arial" w:hAnsi="Arial" w:cs="Arial"/>
+          <w:b w:val="0"/>
+          <w:color w:val="000000"/>
+          <w:sz w:val="22"/>
         </w:rPr>
         <w:t>B. Memorandum bertulis sahaja</w:t>
       </w:r>
     </w:p>
     <w:p>
-      <w:r>
-        <w:rPr>
-          <w:b w:val="0"/>
+      <w:pPr>
+        <w:spacing w:line="276" w:lineRule="auto" w:after="120"/>
+        <w:jc w:val="left"/>
+      </w:pPr>
+      <w:r>
+        <w:rPr>
+          <w:rFonts w:ascii="Arial" w:hAnsi="Arial" w:cs="Arial"/>
+          <w:b w:val="0"/>
+          <w:color w:val="000000"/>
+          <w:sz w:val="22"/>
         </w:rPr>
         <w:t>C. Bersemuka atau panggilan video</w:t>
       </w:r>
     </w:p>
     <w:p>
-      <w:r>
-        <w:rPr>
-          <w:b w:val="0"/>
+      <w:pPr>
+        <w:spacing w:line="276" w:lineRule="auto" w:after="120"/>
+        <w:jc w:val="left"/>
+      </w:pPr>
+      <w:r>
+        <w:rPr>
+          <w:rFonts w:ascii="Arial" w:hAnsi="Arial" w:cs="Arial"/>
+          <w:b w:val="0"/>
+          <w:color w:val="000000"/>
+          <w:sz w:val="22"/>
         </w:rPr>
         <w:t>D. Nota tampal pada papan kenyataan</w:t>
       </w:r>
     </w:p>
     <w:p>
-      <w:r>
-        <w:rPr>
-          <w:b w:val="0"/>
+      <w:pPr>
+        <w:spacing w:line="276" w:lineRule="auto" w:after="120"/>
+        <w:jc w:val="left"/>
+      </w:pPr>
+      <w:r>
+        <w:rPr>
+          <w:rFonts w:ascii="Arial" w:hAnsi="Arial" w:cs="Arial"/>
+          <w:b w:val="0"/>
+          <w:color w:val="000000"/>
+          <w:sz w:val="22"/>
         </w:rPr>
         <w:t>12. Pilih tiga (3) amalan pendengaran yang berkesan semasa sesi maklum balas dengan Director.</w:t>
       </w:r>
     </w:p>
     <w:p>
-      <w:r>
-        <w:rPr>
-          <w:b w:val="0"/>
+      <w:pPr>
+        <w:spacing w:before="120" w:after="120" w:line="276" w:lineRule="auto"/>
+        <w:jc w:val="left"/>
+      </w:pPr>
+      <w:r>
+        <w:rPr>
+          <w:rFonts w:ascii="Arial" w:hAnsi="Arial" w:cs="Arial"/>
+          <w:b/>
+          <w:color w:val="000000"/>
+          <w:sz w:val="24"/>
         </w:rPr>
         <w:t>I. Amalkan pendengaran reflektif</w:t>
       </w:r>
     </w:p>
     <w:p>
-      <w:r>
-        <w:rPr>
-          <w:b w:val="0"/>
+      <w:pPr>
+        <w:spacing w:before="120" w:after="120" w:line="276" w:lineRule="auto"/>
+        <w:jc w:val="left"/>
+      </w:pPr>
+      <w:r>
+        <w:rPr>
+          <w:rFonts w:ascii="Arial" w:hAnsi="Arial" w:cs="Arial"/>
+          <w:b/>
+          <w:color w:val="000000"/>
+          <w:sz w:val="24"/>
         </w:rPr>
         <w:t>II. Sediakan hujah balas semasa Director bercakap</w:t>
       </w:r>
     </w:p>
     <w:p>
-      <w:r>
-        <w:rPr>
-          <w:b w:val="0"/>
+      <w:pPr>
+        <w:spacing w:before="120" w:after="120" w:line="276" w:lineRule="auto"/>
+        <w:jc w:val="left"/>
+      </w:pPr>
+      <w:r>
+        <w:rPr>
+          <w:rFonts w:ascii="Arial" w:hAnsi="Arial" w:cs="Arial"/>
+          <w:b/>
+          <w:color w:val="000000"/>
+          <w:sz w:val="24"/>
         </w:rPr>
         <w:t>III. Kekalkan kontak mata</w:t>
       </w:r>
     </w:p>
     <w:p>
-      <w:r>
-        <w:rPr>
-          <w:b w:val="0"/>
+      <w:pPr>
+        <w:spacing w:before="120" w:after="120" w:line="276" w:lineRule="auto"/>
+        <w:jc w:val="left"/>
+      </w:pPr>
+      <w:r>
+        <w:rPr>
+          <w:rFonts w:ascii="Arial" w:hAnsi="Arial" w:cs="Arial"/>
+          <w:b/>
+          <w:color w:val="000000"/>
+          <w:sz w:val="24"/>
         </w:rPr>
         <w:t>IV. Tunggu penutur selesai bercakap</w:t>
       </w:r>
     </w:p>
     <w:p>
-      <w:r>
-        <w:rPr>
-          <w:b w:val="0"/>
+      <w:pPr>
+        <w:spacing w:line="276" w:lineRule="auto" w:after="120"/>
+        <w:jc w:val="left"/>
+      </w:pPr>
+      <w:r>
+        <w:rPr>
+          <w:rFonts w:ascii="Arial" w:hAnsi="Arial" w:cs="Arial"/>
+          <w:b w:val="0"/>
+          <w:color w:val="000000"/>
+          <w:sz w:val="22"/>
         </w:rPr>
         <w:t>A. I, II dan III</w:t>
       </w:r>
     </w:p>
     <w:p>
-      <w:r>
-        <w:rPr>
-          <w:b w:val="0"/>
+      <w:pPr>
+        <w:spacing w:line="276" w:lineRule="auto" w:after="120"/>
+        <w:jc w:val="left"/>
+      </w:pPr>
+      <w:r>
+        <w:rPr>
+          <w:rFonts w:ascii="Arial" w:hAnsi="Arial" w:cs="Arial"/>
+          <w:b w:val="0"/>
+          <w:color w:val="000000"/>
+          <w:sz w:val="22"/>
         </w:rPr>
         <w:t>B. I, III dan IV</w:t>
       </w:r>
     </w:p>
     <w:p>
-      <w:r>
-        <w:rPr>
-          <w:b w:val="0"/>
+      <w:pPr>
+        <w:spacing w:line="276" w:lineRule="auto" w:after="120"/>
+        <w:jc w:val="left"/>
+      </w:pPr>
+      <w:r>
+        <w:rPr>
+          <w:rFonts w:ascii="Arial" w:hAnsi="Arial" w:cs="Arial"/>
+          <w:b w:val="0"/>
+          <w:color w:val="000000"/>
+          <w:sz w:val="22"/>
         </w:rPr>
         <w:t>C. I, II dan IV</w:t>
       </w:r>
     </w:p>
     <w:p>
-      <w:r>
-        <w:rPr>
-          <w:b w:val="0"/>
+      <w:pPr>
+        <w:spacing w:line="276" w:lineRule="auto" w:after="120"/>
+        <w:jc w:val="left"/>
+      </w:pPr>
+      <w:r>
+        <w:rPr>
+          <w:rFonts w:ascii="Arial" w:hAnsi="Arial" w:cs="Arial"/>
+          <w:b w:val="0"/>
+          <w:color w:val="000000"/>
+          <w:sz w:val="22"/>
         </w:rPr>
         <w:t>D. II, III dan IV</w:t>
       </w:r>
     </w:p>
     <w:p>
-      <w:r>
-        <w:rPr>
-          <w:b w:val="0"/>
+      <w:pPr>
+        <w:spacing w:line="276" w:lineRule="auto" w:after="120"/>
+        <w:jc w:val="left"/>
+      </w:pPr>
+      <w:r>
+        <w:rPr>
+          <w:rFonts w:ascii="Arial" w:hAnsi="Arial" w:cs="Arial"/>
+          <w:b w:val="0"/>
+          <w:color w:val="000000"/>
+          <w:sz w:val="22"/>
         </w:rPr>
         <w:t>13. Apakah tujuan utama peringkat "Persediaan" dalam proses rundingan antara Editor dan Director tentang panjang cut?</w:t>
       </w:r>
     </w:p>
     <w:p>
-      <w:r>
-        <w:rPr>
-          <w:b w:val="0"/>
+      <w:pPr>
+        <w:spacing w:line="276" w:lineRule="auto" w:after="120"/>
+        <w:jc w:val="left"/>
+      </w:pPr>
+      <w:r>
+        <w:rPr>
+          <w:rFonts w:ascii="Arial" w:hAnsi="Arial" w:cs="Arial"/>
+          <w:b w:val="0"/>
+          <w:color w:val="000000"/>
+          <w:sz w:val="22"/>
         </w:rPr>
         <w:t>A. Mencapai persetujuan serta-merta</w:t>
       </w:r>
     </w:p>
     <w:p>
-      <w:r>
-        <w:rPr>
-          <w:b w:val="0"/>
+      <w:pPr>
+        <w:spacing w:line="276" w:lineRule="auto" w:after="120"/>
+        <w:jc w:val="left"/>
+      </w:pPr>
+      <w:r>
+        <w:rPr>
+          <w:rFonts w:ascii="Arial" w:hAnsi="Arial" w:cs="Arial"/>
+          <w:b w:val="0"/>
+          <w:color w:val="000000"/>
+          <w:sz w:val="22"/>
         </w:rPr>
         <w:t>B. Menentukan bila dan di mana mesyuarat diadakan serta mengumpul fakta situasi</w:t>
       </w:r>
     </w:p>
     <w:p>
-      <w:r>
-        <w:rPr>
-          <w:b w:val="0"/>
+      <w:pPr>
+        <w:spacing w:line="276" w:lineRule="auto" w:after="120"/>
+        <w:jc w:val="left"/>
+      </w:pPr>
+      <w:r>
+        <w:rPr>
+          <w:rFonts w:ascii="Arial" w:hAnsi="Arial" w:cs="Arial"/>
+          <w:b w:val="0"/>
+          <w:color w:val="000000"/>
+          <w:sz w:val="22"/>
         </w:rPr>
         <w:t>C. Menamatkan perbincangan dengan cepat</w:t>
       </w:r>
     </w:p>
     <w:p>
-      <w:r>
-        <w:rPr>
-          <w:b w:val="0"/>
+      <w:pPr>
+        <w:spacing w:line="276" w:lineRule="auto" w:after="120"/>
+        <w:jc w:val="left"/>
+      </w:pPr>
+      <w:r>
+        <w:rPr>
+          <w:rFonts w:ascii="Arial" w:hAnsi="Arial" w:cs="Arial"/>
+          <w:b w:val="0"/>
+          <w:color w:val="000000"/>
+          <w:sz w:val="22"/>
         </w:rPr>
         <w:t>D. Mengelak daripada bertemu Director</w:t>
       </w:r>
     </w:p>
     <w:p>
-      <w:r>
-        <w:rPr>
-          <w:b w:val="0"/>
+      <w:pPr>
+        <w:spacing w:line="276" w:lineRule="auto" w:after="120"/>
+        <w:jc w:val="left"/>
+      </w:pPr>
+      <w:r>
+        <w:rPr>
+          <w:rFonts w:ascii="Arial" w:hAnsi="Arial" w:cs="Arial"/>
+          <w:b w:val="0"/>
+          <w:color w:val="000000"/>
+          <w:sz w:val="22"/>
         </w:rPr>
         <w:t>14. Pilih tiga (3) peringkat rundingan yang betul mengikut urutan proses.</w:t>
       </w:r>
     </w:p>
     <w:p>
-      <w:r>
-        <w:rPr>
-          <w:b w:val="0"/>
+      <w:pPr>
+        <w:spacing w:before="120" w:after="120" w:line="276" w:lineRule="auto"/>
+        <w:jc w:val="left"/>
+      </w:pPr>
+      <w:r>
+        <w:rPr>
+          <w:rFonts w:ascii="Arial" w:hAnsi="Arial" w:cs="Arial"/>
+          <w:b/>
+          <w:color w:val="000000"/>
+          <w:sz w:val="24"/>
         </w:rPr>
         <w:t>I. Persediaan</w:t>
       </w:r>
     </w:p>
     <w:p>
-      <w:r>
-        <w:rPr>
-          <w:b w:val="0"/>
+      <w:pPr>
+        <w:spacing w:before="120" w:after="120" w:line="276" w:lineRule="auto"/>
+        <w:jc w:val="left"/>
+      </w:pPr>
+      <w:r>
+        <w:rPr>
+          <w:rFonts w:ascii="Arial" w:hAnsi="Arial" w:cs="Arial"/>
+          <w:b/>
+          <w:color w:val="000000"/>
+          <w:sz w:val="24"/>
         </w:rPr>
         <w:t>II. Perbincangan</w:t>
       </w:r>
     </w:p>
     <w:p>
-      <w:r>
-        <w:rPr>
-          <w:b w:val="0"/>
+      <w:pPr>
+        <w:spacing w:before="120" w:after="120" w:line="276" w:lineRule="auto"/>
+        <w:jc w:val="left"/>
+      </w:pPr>
+      <w:r>
+        <w:rPr>
+          <w:rFonts w:ascii="Arial" w:hAnsi="Arial" w:cs="Arial"/>
+          <w:b/>
+          <w:color w:val="000000"/>
+          <w:sz w:val="24"/>
         </w:rPr>
         <w:t>III. Penjelasan matlamat</w:t>
       </w:r>
     </w:p>
     <w:p>
-      <w:r>
-        <w:rPr>
-          <w:b w:val="0"/>
+      <w:pPr>
+        <w:spacing w:before="120" w:after="120" w:line="276" w:lineRule="auto"/>
+        <w:jc w:val="left"/>
+      </w:pPr>
+      <w:r>
+        <w:rPr>
+          <w:rFonts w:ascii="Arial" w:hAnsi="Arial" w:cs="Arial"/>
+          <w:b/>
+          <w:color w:val="000000"/>
+          <w:sz w:val="24"/>
         </w:rPr>
         <w:t>IV. Mengabaikan pandangan pihak lain</w:t>
       </w:r>
     </w:p>
     <w:p>
-      <w:r>
-        <w:rPr>
-          <w:b w:val="0"/>
+      <w:pPr>
+        <w:spacing w:line="276" w:lineRule="auto" w:after="120"/>
+        <w:jc w:val="left"/>
+      </w:pPr>
+      <w:r>
+        <w:rPr>
+          <w:rFonts w:ascii="Arial" w:hAnsi="Arial" w:cs="Arial"/>
+          <w:b w:val="0"/>
+          <w:color w:val="000000"/>
+          <w:sz w:val="22"/>
         </w:rPr>
         <w:t>A. I, II dan III</w:t>
       </w:r>
     </w:p>
     <w:p>
-      <w:r>
-        <w:rPr>
-          <w:b w:val="0"/>
+      <w:pPr>
+        <w:spacing w:line="276" w:lineRule="auto" w:after="120"/>
+        <w:jc w:val="left"/>
+      </w:pPr>
+      <w:r>
+        <w:rPr>
+          <w:rFonts w:ascii="Arial" w:hAnsi="Arial" w:cs="Arial"/>
+          <w:b w:val="0"/>
+          <w:color w:val="000000"/>
+          <w:sz w:val="22"/>
         </w:rPr>
         <w:t>B. I, II dan IV</w:t>
       </w:r>
     </w:p>
     <w:p>
-      <w:r>
-        <w:rPr>
-          <w:b w:val="0"/>
+      <w:pPr>
+        <w:spacing w:line="276" w:lineRule="auto" w:after="120"/>
+        <w:jc w:val="left"/>
+      </w:pPr>
+      <w:r>
+        <w:rPr>
+          <w:rFonts w:ascii="Arial" w:hAnsi="Arial" w:cs="Arial"/>
+          <w:b w:val="0"/>
+          <w:color w:val="000000"/>
+          <w:sz w:val="22"/>
         </w:rPr>
         <w:t>C. I, III dan IV</w:t>
       </w:r>
     </w:p>
     <w:p>
-      <w:r>
-        <w:rPr>
-          <w:b w:val="0"/>
+      <w:pPr>
+        <w:spacing w:line="276" w:lineRule="auto" w:after="120"/>
+        <w:jc w:val="left"/>
+      </w:pPr>
+      <w:r>
+        <w:rPr>
+          <w:rFonts w:ascii="Arial" w:hAnsi="Arial" w:cs="Arial"/>
+          <w:b w:val="0"/>
+          <w:color w:val="000000"/>
+          <w:sz w:val="22"/>
         </w:rPr>
         <w:t>D. II, III dan IV</w:t>
       </w:r>
     </w:p>
     <w:p>
-      <w:r>
-        <w:rPr>
-          <w:b w:val="0"/>
+      <w:pPr>
+        <w:spacing w:line="276" w:lineRule="auto" w:after="120"/>
+        <w:jc w:val="left"/>
+      </w:pPr>
+      <w:r>
+        <w:rPr>
+          <w:rFonts w:ascii="Arial" w:hAnsi="Arial" w:cs="Arial"/>
+          <w:b w:val="0"/>
+          <w:color w:val="000000"/>
+          <w:sz w:val="22"/>
         </w:rPr>
         <w:t>15. Apakah peringkat pertama dalam proses penyelesaian masalah apabila Editor mendapati rough cut tidak selari dengan naratif yang dikehendaki?</w:t>
       </w:r>
     </w:p>
     <w:p>
-      <w:r>
-        <w:rPr>
-          <w:b w:val="0"/>
+      <w:pPr>
+        <w:spacing w:line="276" w:lineRule="auto" w:after="120"/>
+        <w:jc w:val="left"/>
+      </w:pPr>
+      <w:r>
+        <w:rPr>
+          <w:rFonts w:ascii="Arial" w:hAnsi="Arial" w:cs="Arial"/>
+          <w:b w:val="0"/>
+          <w:color w:val="000000"/>
+          <w:sz w:val="22"/>
         </w:rPr>
         <w:t>A. Pelaksanaan</w:t>
       </w:r>
     </w:p>
     <w:p>
-      <w:r>
-        <w:rPr>
-          <w:b w:val="0"/>
+      <w:pPr>
+        <w:spacing w:line="276" w:lineRule="auto" w:after="120"/>
+        <w:jc w:val="left"/>
+      </w:pPr>
+      <w:r>
+        <w:rPr>
+          <w:rFonts w:ascii="Arial" w:hAnsi="Arial" w:cs="Arial"/>
+          <w:b w:val="0"/>
+          <w:color w:val="000000"/>
+          <w:sz w:val="22"/>
         </w:rPr>
         <w:t>B. Pengenalpastian masalah</w:t>
       </w:r>
     </w:p>
     <w:p>
-      <w:r>
-        <w:rPr>
-          <w:b w:val="0"/>
+      <w:pPr>
+        <w:spacing w:line="276" w:lineRule="auto" w:after="120"/>
+        <w:jc w:val="left"/>
+      </w:pPr>
+      <w:r>
+        <w:rPr>
+          <w:rFonts w:ascii="Arial" w:hAnsi="Arial" w:cs="Arial"/>
+          <w:b w:val="0"/>
+          <w:color w:val="000000"/>
+          <w:sz w:val="22"/>
         </w:rPr>
         <w:t>C. Membuat keputusan</w:t>
       </w:r>
     </w:p>
     <w:p>
-      <w:r>
-        <w:rPr>
-          <w:b w:val="0"/>
+      <w:pPr>
+        <w:spacing w:line="276" w:lineRule="auto" w:after="120"/>
+        <w:jc w:val="left"/>
+      </w:pPr>
+      <w:r>
+        <w:rPr>
+          <w:rFonts w:ascii="Arial" w:hAnsi="Arial" w:cs="Arial"/>
+          <w:b w:val="0"/>
+          <w:color w:val="000000"/>
+          <w:sz w:val="22"/>
         </w:rPr>
         <w:t>D. Pemantauan/maklum balas</w:t>
       </w:r>
     </w:p>
     <w:p>
-      <w:r>
-        <w:rPr>
-          <w:b w:val="0"/>
+      <w:pPr>
+        <w:spacing w:line="276" w:lineRule="auto" w:after="120"/>
+        <w:jc w:val="left"/>
+      </w:pPr>
+      <w:r>
+        <w:rPr>
+          <w:rFonts w:ascii="Arial" w:hAnsi="Arial" w:cs="Arial"/>
+          <w:b w:val="0"/>
+          <w:color w:val="000000"/>
+          <w:sz w:val="22"/>
         </w:rPr>
         <w:t>16. Pilih tiga (3) peraturan sesi brainstorming pasukan editing untuk menyelesaikan isu pacing video.</w:t>
       </w:r>
     </w:p>
     <w:p>
-      <w:r>
-        <w:rPr>
-          <w:b w:val="0"/>
+      <w:pPr>
+        <w:spacing w:before="120" w:after="120" w:line="276" w:lineRule="auto"/>
+        <w:jc w:val="left"/>
+      </w:pPr>
+      <w:r>
+        <w:rPr>
+          <w:rFonts w:ascii="Arial" w:hAnsi="Arial" w:cs="Arial"/>
+          <w:b/>
+          <w:color w:val="000000"/>
+          <w:sz w:val="24"/>
         </w:rPr>
         <w:t>I. Tiada kritikan terhadap cadangan dibenarkan</w:t>
       </w:r>
     </w:p>
     <w:p>
-      <w:r>
-        <w:rPr>
-          <w:b w:val="0"/>
+      <w:pPr>
+        <w:spacing w:before="120" w:after="120" w:line="276" w:lineRule="auto"/>
+        <w:jc w:val="left"/>
+      </w:pPr>
+      <w:r>
+        <w:rPr>
+          <w:rFonts w:ascii="Arial" w:hAnsi="Arial" w:cs="Arial"/>
+          <w:b/>
+          <w:color w:val="000000"/>
+          <w:sz w:val="24"/>
         </w:rPr>
         <w:t>II. Matlamat menghasilkan idea sebanyak mungkin</w:t>
       </w:r>
     </w:p>
     <w:p>
-      <w:r>
-        <w:rPr>
-          <w:b w:val="0"/>
+      <w:pPr>
+        <w:spacing w:before="120" w:after="120" w:line="276" w:lineRule="auto"/>
+        <w:jc w:val="left"/>
+      </w:pPr>
+      <w:r>
+        <w:rPr>
+          <w:rFonts w:ascii="Arial" w:hAnsi="Arial" w:cs="Arial"/>
+          <w:b/>
+          <w:color w:val="000000"/>
+          <w:sz w:val="24"/>
         </w:rPr>
         <w:t>III. Hanya ketua pasukan boleh bercakap</w:t>
       </w:r>
     </w:p>
     <w:p>
-      <w:r>
-        <w:rPr>
-          <w:b w:val="0"/>
+      <w:pPr>
+        <w:spacing w:before="120" w:after="120" w:line="276" w:lineRule="auto"/>
+        <w:jc w:val="left"/>
+      </w:pPr>
+      <w:r>
+        <w:rPr>
+          <w:rFonts w:ascii="Arial" w:hAnsi="Arial" w:cs="Arial"/>
+          <w:b/>
+          <w:color w:val="000000"/>
+          <w:sz w:val="24"/>
         </w:rPr>
         <w:t>IV. Idea perlu saling menyuburkan antara ahli</w:t>
       </w:r>
     </w:p>
     <w:p>
-      <w:r>
-        <w:rPr>
-          <w:b w:val="0"/>
+      <w:pPr>
+        <w:spacing w:line="276" w:lineRule="auto" w:after="120"/>
+        <w:jc w:val="left"/>
+      </w:pPr>
+      <w:r>
+        <w:rPr>
+          <w:rFonts w:ascii="Arial" w:hAnsi="Arial" w:cs="Arial"/>
+          <w:b w:val="0"/>
+          <w:color w:val="000000"/>
+          <w:sz w:val="22"/>
         </w:rPr>
         <w:t>A. I, II dan III</w:t>
       </w:r>
     </w:p>
     <w:p>
-      <w:r>
-        <w:rPr>
-          <w:b w:val="0"/>
+      <w:pPr>
+        <w:spacing w:line="276" w:lineRule="auto" w:after="120"/>
+        <w:jc w:val="left"/>
+      </w:pPr>
+      <w:r>
+        <w:rPr>
+          <w:rFonts w:ascii="Arial" w:hAnsi="Arial" w:cs="Arial"/>
+          <w:b w:val="0"/>
+          <w:color w:val="000000"/>
+          <w:sz w:val="22"/>
         </w:rPr>
         <w:t>B. I, II dan IV</w:t>
       </w:r>
     </w:p>
     <w:p>
-      <w:r>
-        <w:rPr>
-          <w:b w:val="0"/>
+      <w:pPr>
+        <w:spacing w:line="276" w:lineRule="auto" w:after="120"/>
+        <w:jc w:val="left"/>
+      </w:pPr>
+      <w:r>
+        <w:rPr>
+          <w:rFonts w:ascii="Arial" w:hAnsi="Arial" w:cs="Arial"/>
+          <w:b w:val="0"/>
+          <w:color w:val="000000"/>
+          <w:sz w:val="22"/>
         </w:rPr>
         <w:t>C. I, III dan IV</w:t>
       </w:r>
     </w:p>
     <w:p>
-      <w:r>
-        <w:rPr>
-          <w:b w:val="0"/>
+      <w:pPr>
+        <w:spacing w:line="276" w:lineRule="auto" w:after="120"/>
+        <w:jc w:val="left"/>
+      </w:pPr>
+      <w:r>
+        <w:rPr>
+          <w:rFonts w:ascii="Arial" w:hAnsi="Arial" w:cs="Arial"/>
+          <w:b w:val="0"/>
+          <w:color w:val="000000"/>
+          <w:sz w:val="22"/>
         </w:rPr>
         <w:t>D. II, III dan IV</w:t>
       </w:r>
     </w:p>
     <w:p>
-      <w:r>
-        <w:rPr>
-          <w:b w:val="0"/>
+      <w:pPr>
+        <w:spacing w:line="276" w:lineRule="auto" w:after="120"/>
+        <w:jc w:val="left"/>
+      </w:pPr>
+      <w:r>
+        <w:rPr>
+          <w:rFonts w:ascii="Arial" w:hAnsi="Arial" w:cs="Arial"/>
+          <w:b w:val="0"/>
+          <w:color w:val="000000"/>
+          <w:sz w:val="22"/>
         </w:rPr>
         <w:t>17. Manakah antara berikut BUKAN peringkat kaedah penyelesaian masalah mengikut KP 2.3?</w:t>
       </w:r>
     </w:p>
     <w:p>
-      <w:r>
-        <w:rPr>
-          <w:b w:val="0"/>
+      <w:pPr>
+        <w:spacing w:line="276" w:lineRule="auto" w:after="120"/>
+        <w:jc w:val="left"/>
+      </w:pPr>
+      <w:r>
+        <w:rPr>
+          <w:rFonts w:ascii="Arial" w:hAnsi="Arial" w:cs="Arial"/>
+          <w:b w:val="0"/>
+          <w:color w:val="000000"/>
+          <w:sz w:val="22"/>
         </w:rPr>
         <w:t>A. Takrifkan masalah</w:t>
       </w:r>
     </w:p>
     <w:p>
-      <w:r>
-        <w:rPr>
-          <w:b w:val="0"/>
+      <w:pPr>
+        <w:spacing w:line="276" w:lineRule="auto" w:after="120"/>
+        <w:jc w:val="left"/>
+      </w:pPr>
+      <w:r>
+        <w:rPr>
+          <w:rFonts w:ascii="Arial" w:hAnsi="Arial" w:cs="Arial"/>
+          <w:b w:val="0"/>
+          <w:color w:val="000000"/>
+          <w:sz w:val="22"/>
         </w:rPr>
         <w:t>B. Jana penyelesaian alternatif</w:t>
       </w:r>
     </w:p>
     <w:p>
-      <w:r>
-        <w:rPr>
-          <w:b w:val="0"/>
+      <w:pPr>
+        <w:spacing w:line="276" w:lineRule="auto" w:after="120"/>
+        <w:jc w:val="left"/>
+      </w:pPr>
+      <w:r>
+        <w:rPr>
+          <w:rFonts w:ascii="Arial" w:hAnsi="Arial" w:cs="Arial"/>
+          <w:b w:val="0"/>
+          <w:color w:val="000000"/>
+          <w:sz w:val="22"/>
         </w:rPr>
         <w:t>C. Nilai alternatif</w:t>
       </w:r>
     </w:p>
     <w:p>
-      <w:r>
-        <w:rPr>
-          <w:b w:val="0"/>
+      <w:pPr>
+        <w:spacing w:line="276" w:lineRule="auto" w:after="120"/>
+        <w:jc w:val="left"/>
+      </w:pPr>
+      <w:r>
+        <w:rPr>
+          <w:rFonts w:ascii="Arial" w:hAnsi="Arial" w:cs="Arial"/>
+          <w:b w:val="0"/>
+          <w:color w:val="000000"/>
+          <w:sz w:val="22"/>
         </w:rPr>
         <w:t>D. Abaikan masalah sehingga hilang dengan sendiri</w:t>
       </w:r>
     </w:p>
     <w:p>
-      <w:r>
-        <w:rPr>
-          <w:b w:val="0"/>
+      <w:pPr>
+        <w:spacing w:line="276" w:lineRule="auto" w:after="120"/>
+        <w:jc w:val="left"/>
+      </w:pPr>
+      <w:r>
+        <w:rPr>
+          <w:rFonts w:ascii="Arial" w:hAnsi="Arial" w:cs="Arial"/>
+          <w:b w:val="0"/>
+          <w:color w:val="000000"/>
+          <w:sz w:val="22"/>
         </w:rPr>
         <w:t>18. Seorang penyelia studio editing ingin menetapkan standard prestasi bagi Junior Editor. Apakah langkah pertama yang perlu dilakukan mengikut KP 2.4?</w:t>
       </w:r>
     </w:p>
     <w:p>
-      <w:r>
-        <w:rPr>
-          <w:b w:val="0"/>
+      <w:pPr>
+        <w:spacing w:line="276" w:lineRule="auto" w:after="120"/>
+        <w:jc w:val="left"/>
+      </w:pPr>
+      <w:r>
+        <w:rPr>
+          <w:rFonts w:ascii="Arial" w:hAnsi="Arial" w:cs="Arial"/>
+          <w:b w:val="0"/>
+          <w:color w:val="000000"/>
+          <w:sz w:val="22"/>
         </w:rPr>
         <w:t>A. Tamatkan perkhidmatan pekerja lemah</w:t>
       </w:r>
     </w:p>
     <w:p>
-      <w:r>
-        <w:rPr>
-          <w:b w:val="0"/>
+      <w:pPr>
+        <w:spacing w:line="276" w:lineRule="auto" w:after="120"/>
+        <w:jc w:val="left"/>
+      </w:pPr>
+      <w:r>
+        <w:rPr>
+          <w:rFonts w:ascii="Arial" w:hAnsi="Arial" w:cs="Arial"/>
+          <w:b w:val="0"/>
+          <w:color w:val="000000"/>
+          <w:sz w:val="22"/>
         </w:rPr>
         <w:t>B. Semak semula huraian kerja bagi jawatan tersebut</w:t>
       </w:r>
     </w:p>
     <w:p>
-      <w:r>
-        <w:rPr>
-          <w:b w:val="0"/>
+      <w:pPr>
+        <w:spacing w:line="276" w:lineRule="auto" w:after="120"/>
+        <w:jc w:val="left"/>
+      </w:pPr>
+      <w:r>
+        <w:rPr>
+          <w:rFonts w:ascii="Arial" w:hAnsi="Arial" w:cs="Arial"/>
+          <w:b w:val="0"/>
+          <w:color w:val="000000"/>
+          <w:sz w:val="22"/>
         </w:rPr>
         <w:t>C. Naikkan gaji pekerja terlebih dahulu</w:t>
       </w:r>
     </w:p>
     <w:p>
-      <w:r>
-        <w:rPr>
-          <w:b w:val="0"/>
+      <w:pPr>
+        <w:spacing w:line="276" w:lineRule="auto" w:after="120"/>
+        <w:jc w:val="left"/>
+      </w:pPr>
+      <w:r>
+        <w:rPr>
+          <w:rFonts w:ascii="Arial" w:hAnsi="Arial" w:cs="Arial"/>
+          <w:b w:val="0"/>
+          <w:color w:val="000000"/>
+          <w:sz w:val="22"/>
         </w:rPr>
         <w:t>D. Adakan mesyuarat tanpa agenda</w:t>
       </w:r>
     </w:p>
     <w:p>
-      <w:r>
-        <w:rPr>
-          <w:b w:val="0"/>
+      <w:pPr>
+        <w:spacing w:line="276" w:lineRule="auto" w:after="120"/>
+        <w:jc w:val="left"/>
+      </w:pPr>
+      <w:r>
+        <w:rPr>
+          <w:rFonts w:ascii="Arial" w:hAnsi="Arial" w:cs="Arial"/>
+          <w:b w:val="0"/>
+          <w:color w:val="000000"/>
+          <w:sz w:val="22"/>
         </w:rPr>
         <w:t>19. Pilih tiga (3) kriteria maklum balas (feedback) yang berkesan kepada seorang Assistant Editor selepas sesi review projek.</w:t>
       </w:r>
     </w:p>
     <w:p>
-      <w:r>
-        <w:rPr>
-          <w:b w:val="0"/>
+      <w:pPr>
+        <w:spacing w:before="120" w:after="120" w:line="276" w:lineRule="auto"/>
+        <w:jc w:val="left"/>
+      </w:pPr>
+      <w:r>
+        <w:rPr>
+          <w:rFonts w:ascii="Arial" w:hAnsi="Arial" w:cs="Arial"/>
+          <w:b/>
+          <w:color w:val="000000"/>
+          <w:sz w:val="24"/>
         </w:rPr>
         <w:t>I. Perlu spesifik</w:t>
       </w:r>
     </w:p>
     <w:p>
-      <w:r>
-        <w:rPr>
-          <w:b w:val="0"/>
+      <w:pPr>
+        <w:spacing w:before="120" w:after="120" w:line="276" w:lineRule="auto"/>
+        <w:jc w:val="left"/>
+      </w:pPr>
+      <w:r>
+        <w:rPr>
+          <w:rFonts w:ascii="Arial" w:hAnsi="Arial" w:cs="Arial"/>
+          <w:b/>
+          <w:color w:val="000000"/>
+          <w:sz w:val="24"/>
         </w:rPr>
         <w:t>II. Fokus kepada individu, bukan tingkah laku</w:t>
       </w:r>
     </w:p>
     <w:p>
-      <w:r>
-        <w:rPr>
-          <w:b w:val="0"/>
+      <w:pPr>
+        <w:spacing w:before="120" w:after="120" w:line="276" w:lineRule="auto"/>
+        <w:jc w:val="left"/>
+      </w:pPr>
+      <w:r>
+        <w:rPr>
+          <w:rFonts w:ascii="Arial" w:hAnsi="Arial" w:cs="Arial"/>
+          <w:b/>
+          <w:color w:val="000000"/>
+          <w:sz w:val="24"/>
         </w:rPr>
         <w:t>III. Tepat pada masa dan/atau segera</w:t>
       </w:r>
     </w:p>
     <w:p>
-      <w:r>
-        <w:rPr>
-          <w:b w:val="0"/>
+      <w:pPr>
+        <w:spacing w:before="120" w:after="120" w:line="276" w:lineRule="auto"/>
+        <w:jc w:val="left"/>
+      </w:pPr>
+      <w:r>
+        <w:rPr>
+          <w:rFonts w:ascii="Arial" w:hAnsi="Arial" w:cs="Arial"/>
+          <w:b/>
+          <w:color w:val="000000"/>
+          <w:sz w:val="24"/>
         </w:rPr>
         <w:t>IV. Ikhlas dan jujur dalam menyampaikan maklumat</w:t>
       </w:r>
     </w:p>
     <w:p>
-      <w:r>
-        <w:rPr>
-          <w:b w:val="0"/>
+      <w:pPr>
+        <w:spacing w:line="276" w:lineRule="auto" w:after="120"/>
+        <w:jc w:val="left"/>
+      </w:pPr>
+      <w:r>
+        <w:rPr>
+          <w:rFonts w:ascii="Arial" w:hAnsi="Arial" w:cs="Arial"/>
+          <w:b w:val="0"/>
+          <w:color w:val="000000"/>
+          <w:sz w:val="22"/>
         </w:rPr>
         <w:t>A. I, II dan III</w:t>
       </w:r>
     </w:p>
     <w:p>
-      <w:r>
-        <w:rPr>
-          <w:b w:val="0"/>
+      <w:pPr>
+        <w:spacing w:line="276" w:lineRule="auto" w:after="120"/>
+        <w:jc w:val="left"/>
+      </w:pPr>
+      <w:r>
+        <w:rPr>
+          <w:rFonts w:ascii="Arial" w:hAnsi="Arial" w:cs="Arial"/>
+          <w:b w:val="0"/>
+          <w:color w:val="000000"/>
+          <w:sz w:val="22"/>
         </w:rPr>
         <w:t>B. I, III dan IV</w:t>
       </w:r>
     </w:p>
     <w:p>
-      <w:r>
-        <w:rPr>
-          <w:b w:val="0"/>
+      <w:pPr>
+        <w:spacing w:line="276" w:lineRule="auto" w:after="120"/>
+        <w:jc w:val="left"/>
+      </w:pPr>
+      <w:r>
+        <w:rPr>
+          <w:rFonts w:ascii="Arial" w:hAnsi="Arial" w:cs="Arial"/>
+          <w:b w:val="0"/>
+          <w:color w:val="000000"/>
+          <w:sz w:val="22"/>
         </w:rPr>
         <w:t>C. I, II dan IV</w:t>
       </w:r>
     </w:p>
     <w:p>
-      <w:r>
-        <w:rPr>
-          <w:b w:val="0"/>
+      <w:pPr>
+        <w:spacing w:line="276" w:lineRule="auto" w:after="120"/>
+        <w:jc w:val="left"/>
+      </w:pPr>
+      <w:r>
+        <w:rPr>
+          <w:rFonts w:ascii="Arial" w:hAnsi="Arial" w:cs="Arial"/>
+          <w:b w:val="0"/>
+          <w:color w:val="000000"/>
+          <w:sz w:val="22"/>
         </w:rPr>
         <w:t>D. II, III dan IV</w:t>
       </w:r>
     </w:p>
     <w:p>
-      <w:r>
-        <w:rPr>
-          <w:b w:val="0"/>
+      <w:pPr>
+        <w:spacing w:line="276" w:lineRule="auto" w:after="120"/>
+        <w:jc w:val="left"/>
+      </w:pPr>
+      <w:r>
+        <w:rPr>
+          <w:rFonts w:ascii="Arial" w:hAnsi="Arial" w:cs="Arial"/>
+          <w:b w:val="0"/>
+          <w:color w:val="000000"/>
+          <w:sz w:val="22"/>
         </w:rPr>
         <w:t>20. Apakah objektif utama peringkat "Langkah 3: Susun bidang kelemahan mengikut tema" semasa sesi penilaian prestasi seorang Editor?</w:t>
       </w:r>
     </w:p>
     <w:p>
-      <w:r>
-        <w:rPr>
-          <w:b w:val="0"/>
+      <w:pPr>
+        <w:spacing w:line="276" w:lineRule="auto" w:after="120"/>
+        <w:jc w:val="left"/>
+      </w:pPr>
+      <w:r>
+        <w:rPr>
+          <w:rFonts w:ascii="Arial" w:hAnsi="Arial" w:cs="Arial"/>
+          <w:b w:val="0"/>
+          <w:color w:val="000000"/>
+          <w:sz w:val="22"/>
         </w:rPr>
         <w:t>A. Mengelirukan pekerja dengan senarai panjang masalah berasingan</w:t>
       </w:r>
     </w:p>
     <w:p>
-      <w:r>
-        <w:rPr>
-          <w:b w:val="0"/>
+      <w:pPr>
+        <w:spacing w:line="276" w:lineRule="auto" w:after="120"/>
+        <w:jc w:val="left"/>
+      </w:pPr>
+      <w:r>
+        <w:rPr>
+          <w:rFonts w:ascii="Arial" w:hAnsi="Arial" w:cs="Arial"/>
+          <w:b w:val="0"/>
+          <w:color w:val="000000"/>
+          <w:sz w:val="22"/>
         </w:rPr>
         <w:t>B. Mengumpulkan isu berkaitan (contohnya kelewatan rendering, sync audio, backup) ke dalam satu tema mudah difahami</w:t>
       </w:r>
     </w:p>
     <w:p>
-      <w:r>
-        <w:rPr>
-          <w:b w:val="0"/>
+      <w:pPr>
+        <w:spacing w:line="276" w:lineRule="auto" w:after="120"/>
+        <w:jc w:val="left"/>
+      </w:pPr>
+      <w:r>
+        <w:rPr>
+          <w:rFonts w:ascii="Arial" w:hAnsi="Arial" w:cs="Arial"/>
+          <w:b w:val="0"/>
+          <w:color w:val="000000"/>
+          <w:sz w:val="22"/>
         </w:rPr>
         <w:t>C. Menamatkan sesi penilaian dengan cepat</w:t>
       </w:r>
     </w:p>
     <w:p>
-      <w:r>
-        <w:rPr>
-          <w:b w:val="0"/>
+      <w:pPr>
+        <w:spacing w:line="276" w:lineRule="auto" w:after="120"/>
+        <w:jc w:val="left"/>
+      </w:pPr>
+      <w:r>
+        <w:rPr>
+          <w:rFonts w:ascii="Arial" w:hAnsi="Arial" w:cs="Arial"/>
+          <w:b w:val="0"/>
+          <w:color w:val="000000"/>
+          <w:sz w:val="22"/>
         </w:rPr>
         <w:t>D. Mengelak membincangkan kekuatan pekerja</w:t>
       </w:r>
     </w:p>
     <w:p>
-      <w:r>
-        <w:rPr>
-          <w:b w:val="0"/>
+      <w:pPr>
+        <w:spacing w:line="276" w:lineRule="auto" w:after="120"/>
+        <w:jc w:val="left"/>
+      </w:pPr>
+      <w:r>
+        <w:rPr>
+          <w:rFonts w:ascii="Arial" w:hAnsi="Arial" w:cs="Arial"/>
+          <w:b w:val="0"/>
+          <w:color w:val="000000"/>
+          <w:sz w:val="22"/>
         </w:rPr>
         <w:t>##</w:t>
       </w:r>
@@ -2566,9 +3502,9 @@
           <w:between w:space="0" w:sz="0" w:val="nil"/>
         </w:pBdr>
         <w:shd w:fill="auto" w:val="clear"/>
-        <w:spacing w:after="0" w:before="0" w:line="240" w:lineRule="auto"/>
+        <w:spacing w:after="120" w:before="120" w:line="276" w:lineRule="auto"/>
         <w:ind w:left="0" w:right="3741.7205810546875" w:firstLine="0"/>
-        <w:jc w:val="right"/>
+        <w:jc w:val="left"/>
         <w:rPr>
           <w:rFonts w:ascii="Arial" w:cs="Arial" w:eastAsia="Arial" w:hAnsi="Arial"/>
           <w:b w:val="1"/>
@@ -2586,7 +3522,7 @@
       <w:r>
         <w:rPr>
           <w:rFonts w:ascii="Arial" w:cs="Arial" w:eastAsia="Arial" w:hAnsi="Arial"/>
-          <w:b w:val="1"/>
+          <w:b/>
           <w:i w:val="0"/>
           <w:smallCaps w:val="0"/>
           <w:strike w:val="0"/>
@@ -2603,7 +3539,7 @@
       <w:r>
         <w:rPr>
           <w:rFonts w:ascii="Arial" w:cs="Arial" w:eastAsia="Arial" w:hAnsi="Arial"/>
-          <w:b w:val="1"/>
+          <w:b/>
           <w:i w:val="0"/>
           <w:smallCaps w:val="0"/>
           <w:strike w:val="0"/>
@@ -2619,102 +3555,282 @@
       </w:r>
     </w:p>
     <w:p>
-      <w:r>
+      <w:pPr>
+        <w:spacing w:line="276" w:lineRule="auto" w:after="120"/>
+        <w:jc w:val="left"/>
+      </w:pPr>
+      <w:r>
+        <w:rPr>
+          <w:rFonts w:ascii="Arial" w:hAnsi="Arial" w:cs="Arial"/>
+          <w:color w:val="000000"/>
+          <w:sz w:val="22"/>
+        </w:rPr>
         <w:t>1 B   (KP-2.1 Bab 2)</w:t>
       </w:r>
     </w:p>
     <w:p>
-      <w:r>
+      <w:pPr>
+        <w:spacing w:line="276" w:lineRule="auto" w:after="120"/>
+        <w:jc w:val="left"/>
+      </w:pPr>
+      <w:r>
+        <w:rPr>
+          <w:rFonts w:ascii="Arial" w:hAnsi="Arial" w:cs="Arial"/>
+          <w:color w:val="000000"/>
+          <w:sz w:val="22"/>
+        </w:rPr>
         <w:t>2 B   (KP-2.1 Bab 2.1)</w:t>
       </w:r>
     </w:p>
     <w:p>
-      <w:r>
+      <w:pPr>
+        <w:spacing w:line="276" w:lineRule="auto" w:after="120"/>
+        <w:jc w:val="left"/>
+      </w:pPr>
+      <w:r>
+        <w:rPr>
+          <w:rFonts w:ascii="Arial" w:hAnsi="Arial" w:cs="Arial"/>
+          <w:color w:val="000000"/>
+          <w:sz w:val="22"/>
+        </w:rPr>
         <w:t>3 B   (KP-2.1 Bab 3)</w:t>
       </w:r>
     </w:p>
     <w:p>
-      <w:r>
+      <w:pPr>
+        <w:spacing w:line="276" w:lineRule="auto" w:after="120"/>
+        <w:jc w:val="left"/>
+      </w:pPr>
+      <w:r>
+        <w:rPr>
+          <w:rFonts w:ascii="Arial" w:hAnsi="Arial" w:cs="Arial"/>
+          <w:color w:val="000000"/>
+          <w:sz w:val="22"/>
+        </w:rPr>
         <w:t>4 B   (KP-2.1 Bab 4.1)</w:t>
       </w:r>
     </w:p>
     <w:p>
-      <w:r>
+      <w:pPr>
+        <w:spacing w:line="276" w:lineRule="auto" w:after="120"/>
+        <w:jc w:val="left"/>
+      </w:pPr>
+      <w:r>
+        <w:rPr>
+          <w:rFonts w:ascii="Arial" w:hAnsi="Arial" w:cs="Arial"/>
+          <w:color w:val="000000"/>
+          <w:sz w:val="22"/>
+        </w:rPr>
         <w:t>5 B   (KP-2.1 Bab 5.2)</w:t>
       </w:r>
     </w:p>
     <w:p>
-      <w:r>
+      <w:pPr>
+        <w:spacing w:line="276" w:lineRule="auto" w:after="120"/>
+        <w:jc w:val="left"/>
+      </w:pPr>
+      <w:r>
+        <w:rPr>
+          <w:rFonts w:ascii="Arial" w:hAnsi="Arial" w:cs="Arial"/>
+          <w:color w:val="000000"/>
+          <w:sz w:val="22"/>
+        </w:rPr>
         <w:t>6 B   (KP-2.1 Bab 7)</w:t>
       </w:r>
     </w:p>
     <w:p>
-      <w:r>
+      <w:pPr>
+        <w:spacing w:line="276" w:lineRule="auto" w:after="120"/>
+        <w:jc w:val="left"/>
+      </w:pPr>
+      <w:r>
+        <w:rPr>
+          <w:rFonts w:ascii="Arial" w:hAnsi="Arial" w:cs="Arial"/>
+          <w:color w:val="000000"/>
+          <w:sz w:val="22"/>
+        </w:rPr>
         <w:t>7 B   (KP-2.2 Bab 1)</w:t>
       </w:r>
     </w:p>
     <w:p>
-      <w:r>
+      <w:pPr>
+        <w:spacing w:line="276" w:lineRule="auto" w:after="120"/>
+        <w:jc w:val="left"/>
+      </w:pPr>
+      <w:r>
+        <w:rPr>
+          <w:rFonts w:ascii="Arial" w:hAnsi="Arial" w:cs="Arial"/>
+          <w:color w:val="000000"/>
+          <w:sz w:val="22"/>
+        </w:rPr>
         <w:t>8 B   (KP-2.2 Bab 3.5)</w:t>
       </w:r>
     </w:p>
     <w:p>
-      <w:r>
+      <w:pPr>
+        <w:spacing w:line="276" w:lineRule="auto" w:after="120"/>
+        <w:jc w:val="left"/>
+      </w:pPr>
+      <w:r>
+        <w:rPr>
+          <w:rFonts w:ascii="Arial" w:hAnsi="Arial" w:cs="Arial"/>
+          <w:color w:val="000000"/>
+          <w:sz w:val="22"/>
+        </w:rPr>
         <w:t>9 B   (KP-2.2 Bab 4.2)</w:t>
       </w:r>
     </w:p>
     <w:p>
-      <w:r>
+      <w:pPr>
+        <w:spacing w:line="276" w:lineRule="auto" w:after="120"/>
+        <w:jc w:val="left"/>
+      </w:pPr>
+      <w:r>
+        <w:rPr>
+          <w:rFonts w:ascii="Arial" w:hAnsi="Arial" w:cs="Arial"/>
+          <w:color w:val="000000"/>
+          <w:sz w:val="22"/>
+        </w:rPr>
         <w:t>10 C   (KP-2.2 Bab 4.2)</w:t>
       </w:r>
     </w:p>
     <w:p>
-      <w:r>
+      <w:pPr>
+        <w:spacing w:line="276" w:lineRule="auto" w:after="120"/>
+        <w:jc w:val="left"/>
+      </w:pPr>
+      <w:r>
+        <w:rPr>
+          <w:rFonts w:ascii="Arial" w:hAnsi="Arial" w:cs="Arial"/>
+          <w:color w:val="000000"/>
+          <w:sz w:val="22"/>
+        </w:rPr>
         <w:t>11 C   (KP-2.2 Bab 5.1)</w:t>
       </w:r>
     </w:p>
     <w:p>
-      <w:r>
+      <w:pPr>
+        <w:spacing w:line="276" w:lineRule="auto" w:after="120"/>
+        <w:jc w:val="left"/>
+      </w:pPr>
+      <w:r>
+        <w:rPr>
+          <w:rFonts w:ascii="Arial" w:hAnsi="Arial" w:cs="Arial"/>
+          <w:color w:val="000000"/>
+          <w:sz w:val="22"/>
+        </w:rPr>
         <w:t>12 B   (KP-2.2 Bab 5.2)</w:t>
       </w:r>
     </w:p>
     <w:p>
-      <w:r>
+      <w:pPr>
+        <w:spacing w:line="276" w:lineRule="auto" w:after="120"/>
+        <w:jc w:val="left"/>
+      </w:pPr>
+      <w:r>
+        <w:rPr>
+          <w:rFonts w:ascii="Arial" w:hAnsi="Arial" w:cs="Arial"/>
+          <w:color w:val="000000"/>
+          <w:sz w:val="22"/>
+        </w:rPr>
         <w:t>13 B   (KP-2.2 Bab 6.2)</w:t>
       </w:r>
     </w:p>
     <w:p>
-      <w:r>
+      <w:pPr>
+        <w:spacing w:line="276" w:lineRule="auto" w:after="120"/>
+        <w:jc w:val="left"/>
+      </w:pPr>
+      <w:r>
+        <w:rPr>
+          <w:rFonts w:ascii="Arial" w:hAnsi="Arial" w:cs="Arial"/>
+          <w:color w:val="000000"/>
+          <w:sz w:val="22"/>
+        </w:rPr>
         <w:t>14 A   (KP-2.2 Bab 6.2)</w:t>
       </w:r>
     </w:p>
     <w:p>
-      <w:r>
+      <w:pPr>
+        <w:spacing w:line="276" w:lineRule="auto" w:after="120"/>
+        <w:jc w:val="left"/>
+      </w:pPr>
+      <w:r>
+        <w:rPr>
+          <w:rFonts w:ascii="Arial" w:hAnsi="Arial" w:cs="Arial"/>
+          <w:color w:val="000000"/>
+          <w:sz w:val="22"/>
+        </w:rPr>
         <w:t>15 B   (KP-2.3 Bab 1.1)</w:t>
       </w:r>
     </w:p>
     <w:p>
-      <w:r>
+      <w:pPr>
+        <w:spacing w:line="276" w:lineRule="auto" w:after="120"/>
+        <w:jc w:val="left"/>
+      </w:pPr>
+      <w:r>
+        <w:rPr>
+          <w:rFonts w:ascii="Arial" w:hAnsi="Arial" w:cs="Arial"/>
+          <w:color w:val="000000"/>
+          <w:sz w:val="22"/>
+        </w:rPr>
         <w:t>16 B   (KP-2.3 Bab 1.7)</w:t>
       </w:r>
     </w:p>
     <w:p>
-      <w:r>
+      <w:pPr>
+        <w:spacing w:line="276" w:lineRule="auto" w:after="120"/>
+        <w:jc w:val="left"/>
+      </w:pPr>
+      <w:r>
+        <w:rPr>
+          <w:rFonts w:ascii="Arial" w:hAnsi="Arial" w:cs="Arial"/>
+          <w:color w:val="000000"/>
+          <w:sz w:val="22"/>
+        </w:rPr>
         <w:t>17 D   (KP-2.3 Bab 2.2)</w:t>
       </w:r>
     </w:p>
     <w:p>
-      <w:r>
+      <w:pPr>
+        <w:spacing w:line="276" w:lineRule="auto" w:after="120"/>
+        <w:jc w:val="left"/>
+      </w:pPr>
+      <w:r>
+        <w:rPr>
+          <w:rFonts w:ascii="Arial" w:hAnsi="Arial" w:cs="Arial"/>
+          <w:color w:val="000000"/>
+          <w:sz w:val="22"/>
+        </w:rPr>
         <w:t>18 B   (KP-2.4 Bab 2)</w:t>
       </w:r>
     </w:p>
     <w:p>
-      <w:r>
+      <w:pPr>
+        <w:spacing w:line="276" w:lineRule="auto" w:after="120"/>
+        <w:jc w:val="left"/>
+      </w:pPr>
+      <w:r>
+        <w:rPr>
+          <w:rFonts w:ascii="Arial" w:hAnsi="Arial" w:cs="Arial"/>
+          <w:color w:val="000000"/>
+          <w:sz w:val="22"/>
+        </w:rPr>
         <w:t>19 B   (KP-2.4 Bab 3)</w:t>
       </w:r>
     </w:p>
     <w:p>
-      <w:r>
+      <w:pPr>
+        <w:spacing w:line="276" w:lineRule="auto" w:after="120"/>
+        <w:jc w:val="left"/>
+      </w:pPr>
+      <w:r>
+        <w:rPr>
+          <w:rFonts w:ascii="Arial" w:hAnsi="Arial" w:cs="Arial"/>
+          <w:color w:val="000000"/>
+          <w:sz w:val="22"/>
+        </w:rPr>
         <w:t>20 B   (KP-2.4 Bab 5)</w:t>
       </w:r>
     </w:p>
